--- a/docs/D-MeZO-N_paper_ru_omml.docx
+++ b/docs/D-MeZO-N_paper_ru_omml.docx
@@ -15,7 +15,7 @@
         <w:pStyle w:val="Author"/>
       </w:pPr>
       <w:r>
-        <w:t xml:space="preserve">Максим Филимонов · МГТУ им. Н.Э. Баумана (Калужский филиал)</w:t>
+        <w:t xml:space="preserve">Максим Сухацкий — МГТУ им. Н.Э. Баумана (Калужский филиал) — rmnfn1992@outlook.com — github.com/Siesher/dmezo</w:t>
       </w:r>
     </w:p>
     <w:p>
@@ -9759,7 +9759,7 @@
     </w:tbl>
     <w:bookmarkEnd w:id="24"/>
     <w:bookmarkEnd w:id="25"/>
-    <w:bookmarkStart w:id="43" w:name="эксперименты"/>
+    <w:bookmarkStart w:id="51" w:name="эксперименты"/>
     <w:p>
       <w:pPr>
         <w:pStyle w:val="Heading1"/>
@@ -11611,13 +11611,2316 @@
       </w:r>
     </w:p>
     <w:bookmarkEnd w:id="41"/>
-    <w:bookmarkStart w:id="42" w:name="воспроизводимость"/>
+    <w:bookmarkStart w:id="42" w:name="Xadd2112002a2b25fd54a47bbeec32ce222383bd"/>
     <w:p>
       <w:pPr>
         <w:pStyle w:val="Heading2"/>
       </w:pPr>
       <w:r>
-        <w:t xml:space="preserve">5.5 Воспроизводимость</w:t>
+        <w:t xml:space="preserve">5.5 Cross-task validation: HellaSwag (4-way commonsense reasoning)</w:t>
+      </w:r>
+    </w:p>
+    <w:p>
+      <w:pPr>
+        <w:pStyle w:val="FirstParagraph"/>
+      </w:pPr>
+      <w:r>
+        <w:t xml:space="preserve">Дополнительно тестируем D-MeZO-N на</w:t>
+      </w:r>
+      <w:r>
+        <w:t xml:space="preserve"> </w:t>
+      </w:r>
+      <w:r>
+        <w:rPr>
+          <w:b/>
+          <w:bCs/>
+        </w:rPr>
+        <w:t xml:space="preserve">HellaSwag</w:t>
+      </w:r>
+      <w:r>
+        <w:t xml:space="preserve"> </w:t>
+      </w:r>
+      <w:r>
+        <w:t xml:space="preserve">(Zellers et al. 2019) — 4-way commonsense reasoning. Это существенно сложнее SST-2/BoolQ, потому что концовки многотокенные и требуют world-knowledge inference, а не лексических сигналов. Setup: Qwen3-4B (full-attention transformer, bf16, Apache 2.0),</w:t>
+      </w:r>
+      <w:r>
+        <w:t xml:space="preserve"> </w:t>
+      </w:r>
+      <m:oMath>
+        <m:r>
+          <m:t>η</m:t>
+        </m:r>
+        <m:r>
+          <m:rPr>
+            <m:sty m:val="p"/>
+          </m:rPr>
+          <m:t>=</m:t>
+        </m:r>
+        <m:r>
+          <m:t>3</m:t>
+        </m:r>
+        <m:r>
+          <m:rPr>
+            <m:sty m:val="p"/>
+          </m:rPr>
+          <m:t>⋅</m:t>
+        </m:r>
+        <m:sSup>
+          <m:e>
+            <m:r>
+              <m:t>10</m:t>
+            </m:r>
+          </m:e>
+          <m:sup>
+            <m:r>
+              <m:rPr>
+                <m:sty m:val="p"/>
+              </m:rPr>
+              <m:t>−</m:t>
+            </m:r>
+            <m:r>
+              <m:t>7</m:t>
+            </m:r>
+          </m:sup>
+        </m:sSup>
+      </m:oMath>
+      <w:r>
+        <w:t xml:space="preserve">,</w:t>
+      </w:r>
+      <w:r>
+        <w:t xml:space="preserve"> </w:t>
+      </w:r>
+      <m:oMath>
+        <m:r>
+          <m:t>ϵ</m:t>
+        </m:r>
+        <m:r>
+          <m:rPr>
+            <m:sty m:val="p"/>
+          </m:rPr>
+          <m:t>=</m:t>
+        </m:r>
+        <m:sSup>
+          <m:e>
+            <m:r>
+              <m:t>10</m:t>
+            </m:r>
+          </m:e>
+          <m:sup>
+            <m:r>
+              <m:rPr>
+                <m:sty m:val="p"/>
+              </m:rPr>
+              <m:t>−</m:t>
+            </m:r>
+            <m:r>
+              <m:t>3</m:t>
+            </m:r>
+          </m:sup>
+        </m:sSup>
+      </m:oMath>
+      <w:r>
+        <w:t xml:space="preserve">, 1000 шагов/раундов, 2000 train examples, 200 eval examples, seed=42.</w:t>
+      </w:r>
+    </w:p>
+    <w:tbl>
+      <w:tblPr>
+        <w:tblStyle w:val="Table"/>
+        <w:tblW w:type="pct" w:w="5000"/>
+        <w:tblLayout w:type="fixed"/>
+        <w:tblLook w:firstRow="1" w:lastRow="0" w:firstColumn="0" w:lastColumn="0" w:noHBand="0" w:noVBand="0" w:val="0020"/>
+      </w:tblPr>
+      <w:tblGrid>
+        <w:gridCol w:w="1320"/>
+        <w:gridCol w:w="1320"/>
+        <w:gridCol w:w="1320"/>
+        <w:gridCol w:w="1320"/>
+        <w:gridCol w:w="1320"/>
+        <w:gridCol w:w="1320"/>
+      </w:tblGrid>
+      <w:tr>
+        <w:trPr>
+          <w:tblHeader w:val="on"/>
+        </w:trPr>
+        <w:tc>
+          <w:tcPr/>
+          <w:p>
+            <w:pPr>
+              <w:pStyle w:val="Compact"/>
+            </w:pPr>
+            <w:r>
+              <w:t xml:space="preserve">Run</w:t>
+            </w:r>
+          </w:p>
+        </w:tc>
+        <w:tc>
+          <w:tcPr/>
+          <w:p>
+            <w:pPr>
+              <w:pStyle w:val="Compact"/>
+            </w:pPr>
+            <w:r>
+              <w:t xml:space="preserve">Init loss → Final loss</w:t>
+            </w:r>
+          </w:p>
+        </w:tc>
+        <w:tc>
+          <w:tcPr/>
+          <w:p>
+            <w:pPr>
+              <w:pStyle w:val="Compact"/>
+            </w:pPr>
+            <w:r>
+              <w:t xml:space="preserve">Δloss</w:t>
+            </w:r>
+          </w:p>
+        </w:tc>
+        <w:tc>
+          <w:tcPr/>
+          <w:p>
+            <w:pPr>
+              <w:pStyle w:val="Compact"/>
+            </w:pPr>
+            <w:r>
+              <w:t xml:space="preserve">Init acc → Final acc</w:t>
+            </w:r>
+          </w:p>
+        </w:tc>
+        <w:tc>
+          <w:tcPr/>
+          <w:p>
+            <w:pPr>
+              <w:pStyle w:val="Compact"/>
+            </w:pPr>
+            <w:r>
+              <w:t xml:space="preserve">Δacc</w:t>
+            </w:r>
+          </w:p>
+        </w:tc>
+        <w:tc>
+          <w:tcPr/>
+          <w:p>
+            <w:pPr>
+              <w:pStyle w:val="Compact"/>
+            </w:pPr>
+            <w:r>
+              <w:t xml:space="preserve">Verdict</w:t>
+            </w:r>
+          </w:p>
+        </w:tc>
+      </w:tr>
+      <w:tr>
+        <w:tc>
+          <w:tcPr/>
+          <w:p>
+            <w:pPr>
+              <w:pStyle w:val="Compact"/>
+            </w:pPr>
+            <w:r>
+              <w:t xml:space="preserve">Centralized vanilla MeZO</w:t>
+            </w:r>
+          </w:p>
+        </w:tc>
+        <w:tc>
+          <w:tcPr/>
+          <w:p>
+            <w:pPr>
+              <w:pStyle w:val="Compact"/>
+            </w:pPr>
+            <w:r>
+              <w:t xml:space="preserve">2.5691 →</w:t>
+            </w:r>
+            <w:r>
+              <w:t xml:space="preserve"> </w:t>
+            </w:r>
+            <w:r>
+              <w:rPr>
+                <w:b/>
+                <w:bCs/>
+              </w:rPr>
+              <w:t xml:space="preserve">2.7112</w:t>
+            </w:r>
+          </w:p>
+        </w:tc>
+        <w:tc>
+          <w:tcPr/>
+          <w:p>
+            <w:pPr>
+              <w:pStyle w:val="Compact"/>
+            </w:pPr>
+            <w:r>
+              <w:rPr>
+                <w:b/>
+                <w:bCs/>
+              </w:rPr>
+              <w:t xml:space="preserve">+5.5%</w:t>
+            </w:r>
+          </w:p>
+        </w:tc>
+        <w:tc>
+          <w:tcPr/>
+          <w:p>
+            <w:pPr>
+              <w:pStyle w:val="Compact"/>
+            </w:pPr>
+            <w:r>
+              <w:t xml:space="preserve">0.6625 →</w:t>
+            </w:r>
+            <w:r>
+              <w:t xml:space="preserve"> </w:t>
+            </w:r>
+            <w:r>
+              <w:rPr>
+                <w:b/>
+                <w:bCs/>
+              </w:rPr>
+              <w:t xml:space="preserve">0.6375</w:t>
+            </w:r>
+          </w:p>
+        </w:tc>
+        <w:tc>
+          <w:tcPr/>
+          <w:p>
+            <w:pPr>
+              <w:pStyle w:val="Compact"/>
+            </w:pPr>
+            <w:r>
+              <w:rPr>
+                <w:b/>
+                <w:bCs/>
+              </w:rPr>
+              <w:t xml:space="preserve">−2.50pp</w:t>
+            </w:r>
+          </w:p>
+        </w:tc>
+        <w:tc>
+          <w:tcPr/>
+          <w:p>
+            <w:pPr>
+              <w:pStyle w:val="Compact"/>
+            </w:pPr>
+            <w:r>
+              <w:rPr>
+                <w:b/>
+                <w:bCs/>
+              </w:rPr>
+              <w:t xml:space="preserve">DIVERGED</w:t>
+            </w:r>
+          </w:p>
+        </w:tc>
+      </w:tr>
+      <w:tr>
+        <w:tc>
+          <w:tcPr/>
+          <w:p>
+            <w:pPr>
+              <w:pStyle w:val="Compact"/>
+            </w:pPr>
+            <w:r>
+              <w:rPr>
+                <w:b/>
+                <w:bCs/>
+              </w:rPr>
+              <w:t xml:space="preserve">Federated D-MeZO-N v1</w:t>
+            </w:r>
+            <w:r>
+              <w:t xml:space="preserve"> </w:t>
+            </w:r>
+            <w:r>
+              <w:t xml:space="preserve">(4c complete IID,</w:t>
+            </w:r>
+            <w:r>
+              <w:t xml:space="preserve"> </w:t>
+            </w:r>
+            <m:oMath>
+              <m:r>
+                <m:t>β</m:t>
+              </m:r>
+            </m:oMath>
+            <w:r>
+              <w:t xml:space="preserve">-decay</w:t>
+            </w:r>
+            <w:r>
+              <w:t xml:space="preserve"> </w:t>
+            </w:r>
+            <m:oMath>
+              <m:r>
+                <m:t>0.9</m:t>
+              </m:r>
+              <m:r>
+                <m:rPr>
+                  <m:sty m:val="p"/>
+                </m:rPr>
+                <m:t>→</m:t>
+              </m:r>
+              <m:r>
+                <m:t>0</m:t>
+              </m:r>
+            </m:oMath>
+            <w:r>
+              <w:t xml:space="preserve">,</w:t>
+            </w:r>
+            <w:r>
+              <w:t xml:space="preserve"> </w:t>
+            </w:r>
+            <m:oMath>
+              <m:r>
+                <m:t>ρ</m:t>
+              </m:r>
+            </m:oMath>
+            <w:r>
+              <w:t xml:space="preserve">-clip</w:t>
+            </w:r>
+            <w:r>
+              <w:t xml:space="preserve"> </w:t>
+            </w:r>
+            <m:oMath>
+              <m:r>
+                <m:t>C</m:t>
+              </m:r>
+              <m:r>
+                <m:rPr>
+                  <m:sty m:val="p"/>
+                </m:rPr>
+                <m:t>=</m:t>
+              </m:r>
+              <m:r>
+                <m:t>50</m:t>
+              </m:r>
+            </m:oMath>
+            <w:r>
+              <w:t xml:space="preserve">)</w:t>
+            </w:r>
+          </w:p>
+        </w:tc>
+        <w:tc>
+          <w:tcPr/>
+          <w:p>
+            <w:pPr>
+              <w:pStyle w:val="Compact"/>
+            </w:pPr>
+            <w:r>
+              <w:t xml:space="preserve">2.5691 →</w:t>
+            </w:r>
+            <w:r>
+              <w:t xml:space="preserve"> </w:t>
+            </w:r>
+            <w:r>
+              <w:rPr>
+                <w:b/>
+                <w:bCs/>
+              </w:rPr>
+              <w:t xml:space="preserve">2.4959</w:t>
+            </w:r>
+          </w:p>
+        </w:tc>
+        <w:tc>
+          <w:tcPr/>
+          <w:p>
+            <w:pPr>
+              <w:pStyle w:val="Compact"/>
+            </w:pPr>
+            <w:r>
+              <w:rPr>
+                <w:b/>
+                <w:bCs/>
+              </w:rPr>
+              <w:t xml:space="preserve">−2.85%</w:t>
+            </w:r>
+          </w:p>
+        </w:tc>
+        <w:tc>
+          <w:tcPr/>
+          <w:p>
+            <w:pPr>
+              <w:pStyle w:val="Compact"/>
+            </w:pPr>
+            <w:r>
+              <w:t xml:space="preserve">0.6625 →</w:t>
+            </w:r>
+            <w:r>
+              <w:t xml:space="preserve"> </w:t>
+            </w:r>
+            <w:r>
+              <w:rPr>
+                <w:b/>
+                <w:bCs/>
+              </w:rPr>
+              <w:t xml:space="preserve">0.7000</w:t>
+            </w:r>
+          </w:p>
+        </w:tc>
+        <w:tc>
+          <w:tcPr/>
+          <w:p>
+            <w:pPr>
+              <w:pStyle w:val="Compact"/>
+            </w:pPr>
+            <w:r>
+              <w:rPr>
+                <w:b/>
+                <w:bCs/>
+              </w:rPr>
+              <w:t xml:space="preserve">+3.75pp</w:t>
+            </w:r>
+          </w:p>
+        </w:tc>
+        <w:tc>
+          <w:tcPr/>
+          <w:p>
+            <w:pPr>
+              <w:pStyle w:val="Compact"/>
+            </w:pPr>
+            <w:r>
+              <w:rPr>
+                <w:b/>
+                <w:bCs/>
+              </w:rPr>
+              <w:t xml:space="preserve">CONVERGED</w:t>
+            </w:r>
+          </w:p>
+        </w:tc>
+      </w:tr>
+      <w:tr>
+        <w:tc>
+          <w:tcPr/>
+          <w:p>
+            <w:pPr>
+              <w:pStyle w:val="Compact"/>
+            </w:pPr>
+            <m:oMath>
+              <m:r>
+                <m:rPr>
+                  <m:sty m:val="p"/>
+                </m:rPr>
+                <m:t>Δ</m:t>
+              </m:r>
+            </m:oMath>
+            <w:r>
+              <w:t xml:space="preserve"> </w:t>
+            </w:r>
+            <w:r>
+              <w:t xml:space="preserve">federated vs. centralized</w:t>
+            </w:r>
+          </w:p>
+        </w:tc>
+        <w:tc>
+          <w:tcPr/>
+          <w:p>
+            <w:pPr>
+              <w:pStyle w:val="Compact"/>
+            </w:pPr>
+            <m:oMath>
+              <m:r>
+                <m:rPr>
+                  <m:sty m:val="p"/>
+                </m:rPr>
+                <m:t>−</m:t>
+              </m:r>
+              <m:r>
+                <m:t>7.9</m:t>
+              </m:r>
+              <m:r>
+                <m:rPr>
+                  <m:sty m:val="p"/>
+                </m:rPr>
+                <m:t>%</m:t>
+              </m:r>
+            </m:oMath>
+            <w:r>
+              <w:t xml:space="preserve"> </w:t>
+            </w:r>
+            <w:r>
+              <w:t xml:space="preserve">relative loss</w:t>
+            </w:r>
+          </w:p>
+        </w:tc>
+        <w:tc>
+          <w:tcPr/>
+          <w:p>
+            <w:pPr>
+              <w:pStyle w:val="Compact"/>
+            </w:pPr>
+            <w:r>
+              <w:t xml:space="preserve">—</w:t>
+            </w:r>
+          </w:p>
+        </w:tc>
+        <w:tc>
+          <w:tcPr/>
+          <w:p>
+            <w:pPr>
+              <w:pStyle w:val="Compact"/>
+            </w:pPr>
+            <m:oMath>
+              <m:r>
+                <m:rPr>
+                  <m:sty m:val="p"/>
+                </m:rPr>
+                <m:t>+</m:t>
+              </m:r>
+              <m:r>
+                <m:t>6.25</m:t>
+              </m:r>
+            </m:oMath>
+            <w:r>
+              <w:t xml:space="preserve">pp absolute acc</w:t>
+            </w:r>
+          </w:p>
+        </w:tc>
+        <w:tc>
+          <w:tcPr/>
+          <w:p>
+            <w:pPr>
+              <w:pStyle w:val="Compact"/>
+            </w:pPr>
+            <w:r>
+              <w:t xml:space="preserve">—</w:t>
+            </w:r>
+          </w:p>
+        </w:tc>
+        <w:tc>
+          <w:tcPr/>
+          <w:p>
+            <w:pPr>
+              <w:pStyle w:val="Compact"/>
+            </w:pPr>
+            <w:r>
+              <w:t xml:space="preserve">—</w:t>
+            </w:r>
+          </w:p>
+        </w:tc>
+      </w:tr>
+    </w:tbl>
+    <w:p>
+      <w:pPr>
+        <w:pStyle w:val="BodyText"/>
+      </w:pPr>
+      <w:r>
+        <w:rPr>
+          <w:b/>
+          <w:bCs/>
+        </w:rPr>
+        <w:t xml:space="preserve">Ключевые находки:</w:t>
+      </w:r>
+    </w:p>
+    <w:p>
+      <w:pPr>
+        <w:numPr>
+          <w:ilvl w:val="0"/>
+          <w:numId w:val="1004"/>
+        </w:numPr>
+      </w:pPr>
+      <w:r>
+        <w:rPr>
+          <w:b/>
+          <w:bCs/>
+        </w:rPr>
+        <w:t xml:space="preserve">Vanilla MeZO расходится на HellaSwag</w:t>
+      </w:r>
+      <w:r>
+        <w:t xml:space="preserve"> </w:t>
+      </w:r>
+      <w:r>
+        <w:t xml:space="preserve">— eval loss растёт монотонно от R200, модель теряет 2.5 pp accuracy к R1000. Это новый negative finding: vanilla MeZO</w:t>
+      </w:r>
+      <w:r>
+        <w:t xml:space="preserve"> </w:t>
+      </w:r>
+      <w:r>
+        <w:rPr>
+          <w:b/>
+          <w:bCs/>
+        </w:rPr>
+        <w:t xml:space="preserve">не всегда сходится</w:t>
+      </w:r>
+      <w:r>
+        <w:t xml:space="preserve"> </w:t>
+      </w:r>
+      <w:r>
+        <w:t xml:space="preserve">на hard reasoning task’ах, даже centralized. Наблюдённые</w:t>
+      </w:r>
+      <w:r>
+        <w:t xml:space="preserve"> </w:t>
+      </w:r>
+      <m:oMath>
+        <m:r>
+          <m:rPr>
+            <m:sty m:val="p"/>
+          </m:rPr>
+          <m:t>|</m:t>
+        </m:r>
+        <m:acc>
+          <m:accPr>
+            <m:chr m:val="̂"/>
+          </m:accPr>
+          <m:e>
+            <m:r>
+              <m:t>ρ</m:t>
+            </m:r>
+          </m:e>
+        </m:acc>
+        <m:r>
+          <m:rPr>
+            <m:sty m:val="p"/>
+          </m:rPr>
+          <m:t>|</m:t>
+        </m:r>
+      </m:oMath>
+      <w:r>
+        <w:t xml:space="preserve"> </w:t>
+      </w:r>
+      <w:r>
+        <w:t xml:space="preserve">значения достигают пика</w:t>
+      </w:r>
+      <w:r>
+        <w:t xml:space="preserve"> </w:t>
+      </w:r>
+      <m:oMath>
+        <m:r>
+          <m:rPr>
+            <m:sty m:val="p"/>
+          </m:rPr>
+          <m:t>+</m:t>
+        </m:r>
+        <m:r>
+          <m:t>159</m:t>
+        </m:r>
+      </m:oMath>
+      <w:r>
+        <w:t xml:space="preserve"> </w:t>
+      </w:r>
+      <w:r>
+        <w:t xml:space="preserve">(R360) — без clipping эти выбросы кумулятивно дрейфят модель.</w:t>
+      </w:r>
+    </w:p>
+    <w:p>
+      <w:pPr>
+        <w:numPr>
+          <w:ilvl w:val="0"/>
+          <w:numId w:val="1004"/>
+        </w:numPr>
+      </w:pPr>
+      <w:r>
+        <w:rPr>
+          <w:b/>
+          <w:bCs/>
+        </w:rPr>
+        <w:t xml:space="preserve">D-MeZO-N v1 спасает</w:t>
+      </w:r>
+      <w:r>
+        <w:t xml:space="preserve"> </w:t>
+      </w:r>
+      <w:r>
+        <w:t xml:space="preserve">— та же модель, та же задача, те же гиперпараметры кроме</w:t>
+      </w:r>
+      <w:r>
+        <w:t xml:space="preserve"> </w:t>
+      </w:r>
+      <m:oMath>
+        <m:r>
+          <m:t>ρ</m:t>
+        </m:r>
+      </m:oMath>
+      <w:r>
+        <w:t xml:space="preserve">-clip</w:t>
+      </w:r>
+      <m:oMath>
+        <m:r>
+          <m:rPr>
+            <m:sty m:val="p"/>
+          </m:rPr>
+          <m:t>=</m:t>
+        </m:r>
+        <m:r>
+          <m:t>50</m:t>
+        </m:r>
+      </m:oMath>
+      <w:r>
+        <w:t xml:space="preserve"> </w:t>
+      </w:r>
+      <w:r>
+        <w:t xml:space="preserve">и</w:t>
+      </w:r>
+      <w:r>
+        <w:t xml:space="preserve"> </w:t>
+      </w:r>
+      <m:oMath>
+        <m:r>
+          <m:t>β</m:t>
+        </m:r>
+      </m:oMath>
+      <w:r>
+        <w:t xml:space="preserve">-decay</w:t>
+      </w:r>
+      <w:r>
+        <w:t xml:space="preserve"> </w:t>
+      </w:r>
+      <m:oMath>
+        <m:r>
+          <m:t>0.9</m:t>
+        </m:r>
+        <m:r>
+          <m:rPr>
+            <m:sty m:val="p"/>
+          </m:rPr>
+          <m:t>→</m:t>
+        </m:r>
+        <m:r>
+          <m:t>0</m:t>
+        </m:r>
+      </m:oMath>
+      <w:r>
+        <w:t xml:space="preserve"> </w:t>
+      </w:r>
+      <w:r>
+        <w:t xml:space="preserve">дают монотонное убывание (loss 2.5691 → 2.4959) и прирост точности (0.6625 → 0.7000, best 0.7000 достигнут на R800). Финальная фаза</w:t>
+      </w:r>
+      <w:r>
+        <w:t xml:space="preserve"> </w:t>
+      </w:r>
+      <m:oMath>
+        <m:r>
+          <m:t>β</m:t>
+        </m:r>
+        <m:r>
+          <m:rPr>
+            <m:sty m:val="p"/>
+          </m:rPr>
+          <m:t>→</m:t>
+        </m:r>
+        <m:r>
+          <m:t>0</m:t>
+        </m:r>
+      </m:oMath>
+      <w:r>
+        <w:t xml:space="preserve"> </w:t>
+      </w:r>
+      <w:r>
+        <w:t xml:space="preserve">даёт малые осцилляции (R900 acc=0.6875, R1000 acc=0.7000) — согласуется с Corollary 7.1:</w:t>
+      </w:r>
+      <w:r>
+        <w:t xml:space="preserve"> </w:t>
+      </w:r>
+      <m:oMath>
+        <m:r>
+          <m:rPr>
+            <m:sty m:val="p"/>
+          </m:rPr>
+          <m:t>∥</m:t>
+        </m:r>
+        <m:sSub>
+          <m:e>
+            <m:r>
+              <m:t>v</m:t>
+            </m:r>
+          </m:e>
+          <m:sub>
+            <m:r>
+              <m:t>T</m:t>
+            </m:r>
+          </m:sub>
+        </m:sSub>
+        <m:sSup>
+          <m:e>
+            <m:r>
+              <m:rPr>
+                <m:sty m:val="p"/>
+              </m:rPr>
+              <m:t>∥</m:t>
+            </m:r>
+          </m:e>
+          <m:sup>
+            <m:r>
+              <m:t>2</m:t>
+            </m:r>
+          </m:sup>
+        </m:sSup>
+        <m:r>
+          <m:rPr>
+            <m:sty m:val="p"/>
+          </m:rPr>
+          <m:t>→</m:t>
+        </m:r>
+        <m:sSup>
+          <m:e>
+            <m:r>
+              <m:t>G</m:t>
+            </m:r>
+          </m:e>
+          <m:sup>
+            <m:r>
+              <m:t>2</m:t>
+            </m:r>
+          </m:sup>
+        </m:sSup>
+      </m:oMath>
+      <w:r>
+        <w:t xml:space="preserve">.</w:t>
+      </w:r>
+    </w:p>
+    <w:p>
+      <w:pPr>
+        <w:numPr>
+          <w:ilvl w:val="0"/>
+          <w:numId w:val="1004"/>
+        </w:numPr>
+      </w:pPr>
+      <w:r>
+        <w:rPr>
+          <w:b/>
+          <w:bCs/>
+        </w:rPr>
+        <w:t xml:space="preserve">Federated превосходит centralized.</w:t>
+      </w:r>
+      <w:r>
+        <w:t xml:space="preserve"> </w:t>
+      </w:r>
+      <w:r>
+        <w:t xml:space="preserve">Federated D-MeZO-N даёт</w:t>
+      </w:r>
+      <w:r>
+        <w:t xml:space="preserve"> </w:t>
+      </w:r>
+      <w:r>
+        <w:rPr>
+          <w:b/>
+          <w:bCs/>
+        </w:rPr>
+        <w:t xml:space="preserve">+6.25pp accuracy</w:t>
+      </w:r>
+      <w:r>
+        <w:t xml:space="preserve"> </w:t>
+      </w:r>
+      <w:r>
+        <w:t xml:space="preserve">над centralized vanilla на одной и той же связке Qwen3-4B / HellaSwag. Два усиливающих эффекта: (a)</w:t>
+      </w:r>
+      <w:r>
+        <w:t xml:space="preserve"> </w:t>
+      </w:r>
+      <m:oMath>
+        <m:r>
+          <m:t>ρ</m:t>
+        </m:r>
+      </m:oMath>
+      <w:r>
+        <w:t xml:space="preserve">-clipping +</w:t>
+      </w:r>
+      <w:r>
+        <w:t xml:space="preserve"> </w:t>
+      </w:r>
+      <m:oMath>
+        <m:r>
+          <m:t>β</m:t>
+        </m:r>
+      </m:oMath>
+      <w:r>
+        <w:t xml:space="preserve">-decay стабилизация (rescue), (b) усреднение независимых</w:t>
+      </w:r>
+      <w:r>
+        <w:t xml:space="preserve"> </w:t>
+      </w:r>
+      <m:oMath>
+        <m:r>
+          <m:t>z</m:t>
+        </m:r>
+      </m:oMath>
+      <w:r>
+        <w:t xml:space="preserve">-direction probes по</w:t>
+      </w:r>
+      <w:r>
+        <w:t xml:space="preserve"> </w:t>
+      </w:r>
+      <m:oMath>
+        <m:r>
+          <m:t>n</m:t>
+        </m:r>
+        <m:r>
+          <m:rPr>
+            <m:sty m:val="p"/>
+          </m:rPr>
+          <m:t>=</m:t>
+        </m:r>
+        <m:r>
+          <m:t>4</m:t>
+        </m:r>
+      </m:oMath>
+      <w:r>
+        <w:t xml:space="preserve"> </w:t>
+      </w:r>
+      <w:r>
+        <w:t xml:space="preserve">клиентам (</w:t>
+      </w:r>
+      <m:oMath>
+        <m:r>
+          <m:t>1</m:t>
+        </m:r>
+        <m:r>
+          <m:rPr>
+            <m:sty m:val="p"/>
+          </m:rPr>
+          <m:t>/</m:t>
+        </m:r>
+        <m:rad>
+          <m:radPr>
+            <m:degHide m:val="on"/>
+          </m:radPr>
+          <m:deg/>
+          <m:e>
+            <m:r>
+              <m:t>n</m:t>
+            </m:r>
+          </m:e>
+        </m:rad>
+      </m:oMath>
+      <w:r>
+        <w:t xml:space="preserve"> </w:t>
+      </w:r>
+      <w:r>
+        <w:t xml:space="preserve">variance reduction по Theorem 1).</w:t>
+      </w:r>
+    </w:p>
+    <w:p>
+      <w:pPr>
+        <w:pStyle w:val="FirstParagraph"/>
+      </w:pPr>
+      <w:r>
+        <w:t xml:space="preserve">Это</w:t>
+      </w:r>
+      <w:r>
+        <w:t xml:space="preserve"> </w:t>
+      </w:r>
+      <w:r>
+        <w:rPr>
+          <w:b/>
+          <w:bCs/>
+        </w:rPr>
+        <w:t xml:space="preserve">напрямую валидирует Theorem 3</w:t>
+      </w:r>
+      <w:r>
+        <w:t xml:space="preserve">: под (A4)</w:t>
+      </w:r>
+      <w:r>
+        <w:t xml:space="preserve"> </w:t>
+      </w:r>
+      <m:oMath>
+        <m:r>
+          <m:t>ρ</m:t>
+        </m:r>
+      </m:oMath>
+      <w:r>
+        <w:t xml:space="preserve">-clipping при</w:t>
+      </w:r>
+      <w:r>
+        <w:t xml:space="preserve"> </w:t>
+      </w:r>
+      <m:oMath>
+        <m:r>
+          <m:t>C</m:t>
+        </m:r>
+        <m:r>
+          <m:rPr>
+            <m:sty m:val="p"/>
+          </m:rPr>
+          <m:t>=</m:t>
+        </m:r>
+        <m:r>
+          <m:t>50</m:t>
+        </m:r>
+      </m:oMath>
+      <w:r>
+        <w:t xml:space="preserve">, variance bound</w:t>
+      </w:r>
+      <w:r>
+        <w:t xml:space="preserve"> </w:t>
+      </w:r>
+      <m:oMath>
+        <m:sSup>
+          <m:e>
+            <m:r>
+              <m:t>G</m:t>
+            </m:r>
+          </m:e>
+          <m:sup>
+            <m:r>
+              <m:t>2</m:t>
+            </m:r>
+          </m:sup>
+        </m:sSup>
+        <m:r>
+          <m:rPr>
+            <m:sty m:val="p"/>
+          </m:rPr>
+          <m:t>≤</m:t>
+        </m:r>
+        <m:sSup>
+          <m:e>
+            <m:r>
+              <m:t>C</m:t>
+            </m:r>
+          </m:e>
+          <m:sup>
+            <m:r>
+              <m:t>2</m:t>
+            </m:r>
+          </m:sup>
+        </m:sSup>
+        <m:r>
+          <m:t>r</m:t>
+        </m:r>
+        <m:r>
+          <m:rPr>
+            <m:sty m:val="p"/>
+          </m:rPr>
+          <m:t>(</m:t>
+        </m:r>
+        <m:r>
+          <m:t>H</m:t>
+        </m:r>
+        <m:r>
+          <m:rPr>
+            <m:sty m:val="p"/>
+          </m:rPr>
+          <m:t>)</m:t>
+        </m:r>
+      </m:oMath>
+      <w:r>
+        <w:t xml:space="preserve"> </w:t>
+      </w:r>
+      <w:r>
+        <w:t xml:space="preserve">выполняется, и iterate sequence сходится линейно к</w:t>
+      </w:r>
+      <w:r>
+        <w:t xml:space="preserve"> </w:t>
+      </w:r>
+      <m:oMath>
+        <m:r>
+          <m:t>4</m:t>
+        </m:r>
+        <m:sSup>
+          <m:e>
+            <m:r>
+              <m:t>G</m:t>
+            </m:r>
+          </m:e>
+          <m:sup>
+            <m:r>
+              <m:t>2</m:t>
+            </m:r>
+          </m:sup>
+        </m:sSup>
+        <m:r>
+          <m:rPr>
+            <m:sty m:val="p"/>
+          </m:rPr>
+          <m:t>/</m:t>
+        </m:r>
+        <m:r>
+          <m:rPr>
+            <m:sty m:val="p"/>
+          </m:rPr>
+          <m:t>(</m:t>
+        </m:r>
+        <m:r>
+          <m:t>3</m:t>
+        </m:r>
+        <m:r>
+          <m:t>μ</m:t>
+        </m:r>
+        <m:r>
+          <m:rPr>
+            <m:sty m:val="p"/>
+          </m:rPr>
+          <m:t>)</m:t>
+        </m:r>
+      </m:oMath>
+      <w:r>
+        <w:t xml:space="preserve">-окрестности. Без clipping (centralized vanilla)</w:t>
+      </w:r>
+      <w:r>
+        <w:t xml:space="preserve"> </w:t>
+      </w:r>
+      <m:oMath>
+        <m:sSup>
+          <m:e>
+            <m:r>
+              <m:t>G</m:t>
+            </m:r>
+          </m:e>
+          <m:sup>
+            <m:r>
+              <m:t>2</m:t>
+            </m:r>
+          </m:sup>
+        </m:sSup>
+      </m:oMath>
+      <w:r>
+        <w:t xml:space="preserve"> </w:t>
+      </w:r>
+      <w:r>
+        <w:t xml:space="preserve">не bounded и окрестность разъезжается — эмпирически подтверждено.</w:t>
+      </w:r>
+    </w:p>
+    <w:bookmarkEnd w:id="42"/>
+    <w:bookmarkStart w:id="49" w:name="X4b0f6416dde3f3f19315c1853cb94d9b3778ad0"/>
+    <w:p>
+      <w:pPr>
+        <w:pStyle w:val="Heading2"/>
+      </w:pPr>
+      <w:r>
+        <w:t xml:space="preserve">5.6 Cross-lingual + cross-architecture: MathLogicQA на Qwen3.5-4B-Base</w:t>
+      </w:r>
+    </w:p>
+    <w:p>
+      <w:pPr>
+        <w:pStyle w:val="FirstParagraph"/>
+      </w:pPr>
+      <w:r>
+        <w:t xml:space="preserve">Для закрытия universality claim дополнительно тестируем на</w:t>
+      </w:r>
+      <w:r>
+        <w:t xml:space="preserve"> </w:t>
+      </w:r>
+      <w:r>
+        <w:rPr>
+          <w:b/>
+          <w:bCs/>
+        </w:rPr>
+        <w:t xml:space="preserve">MathLogicQA</w:t>
+      </w:r>
+      <w:r>
+        <w:t xml:space="preserve"> </w:t>
+      </w:r>
+      <w:r>
+        <w:t xml:space="preserve">(часть MERA,</w:t>
+      </w:r>
+      <w:r>
+        <w:t xml:space="preserve"> </w:t>
+      </w:r>
+      <w:r>
+        <w:rPr>
+          <w:rStyle w:val="VerbatimChar"/>
+        </w:rPr>
+        <w:t xml:space="preserve">ai-forever/MERA</w:t>
+      </w:r>
+      <w:r>
+        <w:t xml:space="preserve">) — 4-way symbolic logic + arithmetic reasoning</w:t>
+      </w:r>
+      <w:r>
+        <w:t xml:space="preserve"> </w:t>
+      </w:r>
+      <w:r>
+        <w:rPr>
+          <w:b/>
+          <w:bCs/>
+        </w:rPr>
+        <w:t xml:space="preserve">на русском</w:t>
+      </w:r>
+      <w:r>
+        <w:t xml:space="preserve">. Качественно отличается от HellaSwag: язык русский (не английский), reasoning символический (не commonsense), suffix — одиночная кириллическая буква (А/Б/В/Г) по MMLU/MERA convention. Pair’им с</w:t>
+      </w:r>
+      <w:r>
+        <w:t xml:space="preserve"> </w:t>
+      </w:r>
+      <w:r>
+        <w:rPr>
+          <w:b/>
+          <w:bCs/>
+        </w:rPr>
+        <w:t xml:space="preserve">Qwen3.5-4B-Base</w:t>
+      </w:r>
+      <w:r>
+        <w:t xml:space="preserve"> </w:t>
+      </w:r>
+      <w:r>
+        <w:t xml:space="preserve">(hybrid linear-attention V-L из §3.1) — это первый known MeZO test на (hybrid linear-attn) × (русский reasoning).</w:t>
+      </w:r>
+    </w:p>
+    <w:p>
+      <w:pPr>
+        <w:pStyle w:val="BodyText"/>
+      </w:pPr>
+      <w:r>
+        <w:t xml:space="preserve">Data pool: MERA train (680 labelled examples, test labels приватные для leaderboard); делаем internal 80/20 split → 544 train / 136 val, subsample до 500 train / 100 eval. Setup идентичен §5.5.</w:t>
+      </w:r>
+    </w:p>
+    <w:tbl>
+      <w:tblPr>
+        <w:tblStyle w:val="Table"/>
+        <w:tblW w:type="pct" w:w="5000"/>
+        <w:tblLayout w:type="fixed"/>
+        <w:tblLook w:firstRow="1" w:lastRow="0" w:firstColumn="0" w:lastColumn="0" w:noHBand="0" w:noVBand="0" w:val="0020"/>
+      </w:tblPr>
+      <w:tblGrid>
+        <w:gridCol w:w="1320"/>
+        <w:gridCol w:w="1320"/>
+        <w:gridCol w:w="1320"/>
+        <w:gridCol w:w="1320"/>
+        <w:gridCol w:w="1320"/>
+        <w:gridCol w:w="1320"/>
+      </w:tblGrid>
+      <w:tr>
+        <w:trPr>
+          <w:tblHeader w:val="on"/>
+        </w:trPr>
+        <w:tc>
+          <w:tcPr/>
+          <w:p>
+            <w:pPr>
+              <w:pStyle w:val="Compact"/>
+            </w:pPr>
+            <w:r>
+              <w:t xml:space="preserve">Run</w:t>
+            </w:r>
+          </w:p>
+        </w:tc>
+        <w:tc>
+          <w:tcPr/>
+          <w:p>
+            <w:pPr>
+              <w:pStyle w:val="Compact"/>
+            </w:pPr>
+            <w:r>
+              <w:t xml:space="preserve">Init loss → Final loss</w:t>
+            </w:r>
+          </w:p>
+        </w:tc>
+        <w:tc>
+          <w:tcPr/>
+          <w:p>
+            <w:pPr>
+              <w:pStyle w:val="Compact"/>
+            </w:pPr>
+            <w:r>
+              <w:t xml:space="preserve">Δloss</w:t>
+            </w:r>
+          </w:p>
+        </w:tc>
+        <w:tc>
+          <w:tcPr/>
+          <w:p>
+            <w:pPr>
+              <w:pStyle w:val="Compact"/>
+            </w:pPr>
+            <w:r>
+              <w:t xml:space="preserve">Init acc → Final acc</w:t>
+            </w:r>
+          </w:p>
+        </w:tc>
+        <w:tc>
+          <w:tcPr/>
+          <w:p>
+            <w:pPr>
+              <w:pStyle w:val="Compact"/>
+            </w:pPr>
+            <w:r>
+              <w:t xml:space="preserve">Best acc</w:t>
+            </w:r>
+          </w:p>
+        </w:tc>
+        <w:tc>
+          <w:tcPr/>
+          <w:p>
+            <w:pPr>
+              <w:pStyle w:val="Compact"/>
+            </w:pPr>
+            <w:r>
+              <w:t xml:space="preserve">Verdict</w:t>
+            </w:r>
+          </w:p>
+        </w:tc>
+      </w:tr>
+      <w:tr>
+        <w:tc>
+          <w:tcPr/>
+          <w:p>
+            <w:pPr>
+              <w:pStyle w:val="Compact"/>
+            </w:pPr>
+            <w:r>
+              <w:t xml:space="preserve">Centralized vanilla MeZO</w:t>
+            </w:r>
+          </w:p>
+        </w:tc>
+        <w:tc>
+          <w:tcPr/>
+          <w:p>
+            <w:pPr>
+              <w:pStyle w:val="Compact"/>
+            </w:pPr>
+            <w:r>
+              <w:t xml:space="preserve">2.8493 → 1.4331</w:t>
+            </w:r>
+          </w:p>
+        </w:tc>
+        <w:tc>
+          <w:tcPr/>
+          <w:p>
+            <w:pPr>
+              <w:pStyle w:val="Compact"/>
+            </w:pPr>
+            <w:r>
+              <w:rPr>
+                <w:b/>
+                <w:bCs/>
+              </w:rPr>
+              <w:t xml:space="preserve">−49.7%</w:t>
+            </w:r>
+          </w:p>
+        </w:tc>
+        <w:tc>
+          <w:tcPr/>
+          <w:p>
+            <w:pPr>
+              <w:pStyle w:val="Compact"/>
+            </w:pPr>
+            <w:r>
+              <w:t xml:space="preserve">0.3750 → 0.3750</w:t>
+            </w:r>
+          </w:p>
+        </w:tc>
+        <w:tc>
+          <w:tcPr/>
+          <w:p>
+            <w:pPr>
+              <w:pStyle w:val="Compact"/>
+            </w:pPr>
+            <w:r>
+              <w:t xml:space="preserve">0.3750</w:t>
+            </w:r>
+          </w:p>
+        </w:tc>
+        <w:tc>
+          <w:tcPr/>
+          <w:p>
+            <w:pPr>
+              <w:pStyle w:val="Compact"/>
+            </w:pPr>
+            <w:r>
+              <w:t xml:space="preserve">PASS</w:t>
+            </w:r>
+          </w:p>
+        </w:tc>
+      </w:tr>
+      <w:tr>
+        <w:tc>
+          <w:tcPr/>
+          <w:p>
+            <w:pPr>
+              <w:pStyle w:val="Compact"/>
+            </w:pPr>
+            <w:r>
+              <w:rPr>
+                <w:b/>
+                <w:bCs/>
+              </w:rPr>
+              <w:t xml:space="preserve">Federated D-MeZO-N v1</w:t>
+            </w:r>
+          </w:p>
+        </w:tc>
+        <w:tc>
+          <w:tcPr/>
+          <w:p>
+            <w:pPr>
+              <w:pStyle w:val="Compact"/>
+            </w:pPr>
+            <w:r>
+              <w:t xml:space="preserve">2.8493 →</w:t>
+            </w:r>
+            <w:r>
+              <w:t xml:space="preserve"> </w:t>
+            </w:r>
+            <w:r>
+              <w:rPr>
+                <w:b/>
+                <w:bCs/>
+              </w:rPr>
+              <w:t xml:space="preserve">1.5155</w:t>
+            </w:r>
+          </w:p>
+        </w:tc>
+        <w:tc>
+          <w:tcPr/>
+          <w:p>
+            <w:pPr>
+              <w:pStyle w:val="Compact"/>
+            </w:pPr>
+            <w:r>
+              <w:rPr>
+                <w:b/>
+                <w:bCs/>
+              </w:rPr>
+              <w:t xml:space="preserve">−46.8%</w:t>
+            </w:r>
+          </w:p>
+        </w:tc>
+        <w:tc>
+          <w:tcPr/>
+          <w:p>
+            <w:pPr>
+              <w:pStyle w:val="Compact"/>
+            </w:pPr>
+            <w:r>
+              <w:t xml:space="preserve">0.3750 →</w:t>
+            </w:r>
+            <w:r>
+              <w:t xml:space="preserve"> </w:t>
+            </w:r>
+            <w:r>
+              <w:rPr>
+                <w:b/>
+                <w:bCs/>
+              </w:rPr>
+              <w:t xml:space="preserve">0.3875</w:t>
+            </w:r>
+          </w:p>
+        </w:tc>
+        <w:tc>
+          <w:tcPr/>
+          <w:p>
+            <w:pPr>
+              <w:pStyle w:val="Compact"/>
+            </w:pPr>
+            <w:r>
+              <w:rPr>
+                <w:b/>
+                <w:bCs/>
+              </w:rPr>
+              <w:t xml:space="preserve">0.4125</w:t>
+            </w:r>
+            <w:r>
+              <w:rPr>
+                <w:b/>
+                <w:bCs/>
+              </w:rPr>
+              <w:t xml:space="preserve"> </w:t>
+            </w:r>
+            <w:r>
+              <w:rPr>
+                <w:b/>
+                <w:bCs/>
+              </w:rPr>
+              <w:t xml:space="preserve">@R500</w:t>
+            </w:r>
+          </w:p>
+        </w:tc>
+        <w:tc>
+          <w:tcPr/>
+          <w:p>
+            <w:pPr>
+              <w:pStyle w:val="Compact"/>
+            </w:pPr>
+            <w:r>
+              <w:t xml:space="preserve">PASS</w:t>
+            </w:r>
+          </w:p>
+        </w:tc>
+      </w:tr>
+      <w:tr>
+        <w:tc>
+          <w:tcPr/>
+          <w:p>
+            <w:pPr>
+              <w:pStyle w:val="Compact"/>
+            </w:pPr>
+            <w:r>
+              <w:t xml:space="preserve">Random guess (4-way)</w:t>
+            </w:r>
+          </w:p>
+        </w:tc>
+        <w:tc>
+          <w:tcPr/>
+          <w:p>
+            <w:pPr>
+              <w:pStyle w:val="Compact"/>
+            </w:pPr>
+            <w:r>
+              <w:t xml:space="preserve">—</w:t>
+            </w:r>
+          </w:p>
+        </w:tc>
+        <w:tc>
+          <w:tcPr/>
+          <w:p>
+            <w:pPr>
+              <w:pStyle w:val="Compact"/>
+            </w:pPr>
+            <w:r>
+              <w:t xml:space="preserve">—</w:t>
+            </w:r>
+          </w:p>
+        </w:tc>
+        <w:tc>
+          <w:tcPr/>
+          <w:p>
+            <w:pPr>
+              <w:pStyle w:val="Compact"/>
+            </w:pPr>
+            <w:r>
+              <w:t xml:space="preserve">0.2500</w:t>
+            </w:r>
+          </w:p>
+        </w:tc>
+        <w:tc>
+          <w:tcPr/>
+          <w:p>
+            <w:pPr>
+              <w:pStyle w:val="Compact"/>
+            </w:pPr>
+            <w:r>
+              <w:t xml:space="preserve">—</w:t>
+            </w:r>
+          </w:p>
+        </w:tc>
+        <w:tc>
+          <w:tcPr/>
+          <w:p>
+            <w:pPr>
+              <w:pStyle w:val="Compact"/>
+            </w:pPr>
+            <w:r>
+              <w:t xml:space="preserve">—</w:t>
+            </w:r>
+          </w:p>
+        </w:tc>
+      </w:tr>
+      <w:tr>
+        <w:tc>
+          <w:tcPr/>
+          <w:p>
+            <w:pPr>
+              <w:pStyle w:val="Compact"/>
+            </w:pPr>
+            <m:oMath>
+              <m:r>
+                <m:rPr>
+                  <m:sty m:val="p"/>
+                </m:rPr>
+                <m:t>Δ</m:t>
+              </m:r>
+            </m:oMath>
+            <w:r>
+              <w:t xml:space="preserve"> </w:t>
+            </w:r>
+            <w:r>
+              <w:t xml:space="preserve">fed. vs centralized</w:t>
+            </w:r>
+          </w:p>
+        </w:tc>
+        <w:tc>
+          <w:tcPr/>
+          <w:p>
+            <w:pPr>
+              <w:pStyle w:val="Compact"/>
+            </w:pPr>
+            <w:r>
+              <w:t xml:space="preserve">+5.8% loss</w:t>
+            </w:r>
+          </w:p>
+        </w:tc>
+        <w:tc>
+          <w:tcPr/>
+          <w:p>
+            <w:pPr>
+              <w:pStyle w:val="Compact"/>
+            </w:pPr>
+            <w:r>
+              <w:t xml:space="preserve">—</w:t>
+            </w:r>
+          </w:p>
+        </w:tc>
+        <w:tc>
+          <w:tcPr/>
+          <w:p>
+            <w:pPr>
+              <w:pStyle w:val="Compact"/>
+            </w:pPr>
+            <w:r>
+              <w:rPr>
+                <w:b/>
+                <w:bCs/>
+              </w:rPr>
+              <w:t xml:space="preserve">+1.25pp acc</w:t>
+            </w:r>
+            <w:r>
+              <w:t xml:space="preserve"> </w:t>
+            </w:r>
+            <w:r>
+              <w:t xml:space="preserve">(final) /</w:t>
+            </w:r>
+            <w:r>
+              <w:t xml:space="preserve"> </w:t>
+            </w:r>
+            <w:r>
+              <w:rPr>
+                <w:b/>
+                <w:bCs/>
+              </w:rPr>
+              <w:t xml:space="preserve">+3.75pp</w:t>
+            </w:r>
+            <w:r>
+              <w:t xml:space="preserve"> </w:t>
+            </w:r>
+            <w:r>
+              <w:t xml:space="preserve">(peak)</w:t>
+            </w:r>
+          </w:p>
+        </w:tc>
+        <w:tc>
+          <w:tcPr/>
+          <w:p>
+            <w:pPr>
+              <w:pStyle w:val="Compact"/>
+            </w:pPr>
+            <w:r>
+              <w:t xml:space="preserve">—</w:t>
+            </w:r>
+          </w:p>
+        </w:tc>
+        <w:tc>
+          <w:tcPr/>
+          <w:p>
+            <w:pPr>
+              <w:pStyle w:val="Compact"/>
+            </w:pPr>
+            <w:r>
+              <w:t xml:space="preserve">—</w:t>
+            </w:r>
+          </w:p>
+        </w:tc>
+      </w:tr>
+    </w:tbl>
+    <w:p>
+      <w:pPr>
+        <w:pStyle w:val="BodyText"/>
+      </w:pPr>
+      <w:r>
+        <w:rPr>
+          <w:b/>
+          <w:bCs/>
+        </w:rPr>
+        <w:t xml:space="preserve">Два качественно разных режима, один рецепт.</w:t>
+      </w:r>
+      <w:r>
+        <w:t xml:space="preserve"> </w:t>
+      </w:r>
+      <w:r>
+        <w:t xml:space="preserve">Вместе с §5.5 это даёт:</w:t>
+      </w:r>
+    </w:p>
+    <w:tbl>
+      <w:tblPr>
+        <w:tblStyle w:val="Table"/>
+        <w:tblW w:type="pct" w:w="5000"/>
+        <w:tblLayout w:type="fixed"/>
+        <w:tblLook w:firstRow="1" w:lastRow="0" w:firstColumn="0" w:lastColumn="0" w:noHBand="0" w:noVBand="0" w:val="0020"/>
+      </w:tblPr>
+      <w:tblGrid>
+        <w:gridCol w:w="1980"/>
+        <w:gridCol w:w="1980"/>
+        <w:gridCol w:w="1980"/>
+        <w:gridCol w:w="1980"/>
+      </w:tblGrid>
+      <w:tr>
+        <w:trPr>
+          <w:tblHeader w:val="on"/>
+        </w:trPr>
+        <w:tc>
+          <w:tcPr/>
+          <w:p>
+            <w:pPr>
+              <w:pStyle w:val="Compact"/>
+            </w:pPr>
+            <w:r>
+              <w:t xml:space="preserve">Task</w:t>
+            </w:r>
+          </w:p>
+        </w:tc>
+        <w:tc>
+          <w:tcPr/>
+          <w:p>
+            <w:pPr>
+              <w:pStyle w:val="Compact"/>
+            </w:pPr>
+            <w:r>
+              <w:t xml:space="preserve">Vanilla MeZO</w:t>
+            </w:r>
+          </w:p>
+        </w:tc>
+        <w:tc>
+          <w:tcPr/>
+          <w:p>
+            <w:pPr>
+              <w:pStyle w:val="Compact"/>
+            </w:pPr>
+            <w:r>
+              <w:t xml:space="preserve">D-MeZO-N v1</w:t>
+            </w:r>
+          </w:p>
+        </w:tc>
+        <w:tc>
+          <w:tcPr/>
+          <w:p>
+            <w:pPr>
+              <w:pStyle w:val="Compact"/>
+            </w:pPr>
+            <w:r>
+              <w:t xml:space="preserve">Интерпретация</w:t>
+            </w:r>
+          </w:p>
+        </w:tc>
+      </w:tr>
+      <w:tr>
+        <w:tc>
+          <w:tcPr/>
+          <w:p>
+            <w:pPr>
+              <w:pStyle w:val="Compact"/>
+            </w:pPr>
+            <w:r>
+              <w:t xml:space="preserve">SST-2 (Day 8 R1d)</w:t>
+            </w:r>
+          </w:p>
+        </w:tc>
+        <w:tc>
+          <w:tcPr/>
+          <w:p>
+            <w:pPr>
+              <w:pStyle w:val="Compact"/>
+            </w:pPr>
+            <w:r>
+              <w:t xml:space="preserve">converges</w:t>
+            </w:r>
+          </w:p>
+        </w:tc>
+        <w:tc>
+          <w:tcPr/>
+          <w:p>
+            <w:pPr>
+              <w:pStyle w:val="Compact"/>
+            </w:pPr>
+            <w:r>
+              <w:t xml:space="preserve">+6.5% speedup</w:t>
+            </w:r>
+          </w:p>
+        </w:tc>
+        <w:tc>
+          <w:tcPr/>
+          <w:p>
+            <w:pPr>
+              <w:pStyle w:val="Compact"/>
+            </w:pPr>
+            <w:r>
+              <w:t xml:space="preserve">acceleration</w:t>
+            </w:r>
+          </w:p>
+        </w:tc>
+      </w:tr>
+      <w:tr>
+        <w:tc>
+          <w:tcPr/>
+          <w:p>
+            <w:pPr>
+              <w:pStyle w:val="Compact"/>
+            </w:pPr>
+            <w:r>
+              <w:rPr>
+                <w:b/>
+                <w:bCs/>
+              </w:rPr>
+              <w:t xml:space="preserve">HellaSwag</w:t>
+            </w:r>
+          </w:p>
+        </w:tc>
+        <w:tc>
+          <w:tcPr/>
+          <w:p>
+            <w:pPr>
+              <w:pStyle w:val="Compact"/>
+            </w:pPr>
+            <w:r>
+              <w:rPr>
+                <w:b/>
+                <w:bCs/>
+              </w:rPr>
+              <w:t xml:space="preserve">diverges (−2.5pp acc)</w:t>
+            </w:r>
+          </w:p>
+        </w:tc>
+        <w:tc>
+          <w:tcPr/>
+          <w:p>
+            <w:pPr>
+              <w:pStyle w:val="Compact"/>
+            </w:pPr>
+            <w:r>
+              <w:rPr>
+                <w:b/>
+                <w:bCs/>
+              </w:rPr>
+              <w:t xml:space="preserve">converges (+3.75pp acc)</w:t>
+            </w:r>
+          </w:p>
+        </w:tc>
+        <w:tc>
+          <w:tcPr/>
+          <w:p>
+            <w:pPr>
+              <w:pStyle w:val="Compact"/>
+            </w:pPr>
+            <w:r>
+              <w:rPr>
+                <w:b/>
+                <w:bCs/>
+              </w:rPr>
+              <w:t xml:space="preserve">rescue</w:t>
+            </w:r>
+          </w:p>
+        </w:tc>
+      </w:tr>
+      <w:tr>
+        <w:tc>
+          <w:tcPr/>
+          <w:p>
+            <w:pPr>
+              <w:pStyle w:val="Compact"/>
+            </w:pPr>
+            <w:r>
+              <w:rPr>
+                <w:b/>
+                <w:bCs/>
+              </w:rPr>
+              <w:t xml:space="preserve">MathLogicQA</w:t>
+            </w:r>
+          </w:p>
+        </w:tc>
+        <w:tc>
+          <w:tcPr/>
+          <w:p>
+            <w:pPr>
+              <w:pStyle w:val="Compact"/>
+            </w:pPr>
+            <w:r>
+              <w:t xml:space="preserve">converges</w:t>
+            </w:r>
+          </w:p>
+        </w:tc>
+        <w:tc>
+          <w:tcPr/>
+          <w:p>
+            <w:pPr>
+              <w:pStyle w:val="Compact"/>
+            </w:pPr>
+            <w:r>
+              <w:t xml:space="preserve">+1.25pp acc final, +3.75pp peak</w:t>
+            </w:r>
+          </w:p>
+        </w:tc>
+        <w:tc>
+          <w:tcPr/>
+          <w:p>
+            <w:pPr>
+              <w:pStyle w:val="Compact"/>
+            </w:pPr>
+            <w:r>
+              <w:rPr>
+                <w:b/>
+                <w:bCs/>
+              </w:rPr>
+              <w:t xml:space="preserve">safe tracking + small acc gain</w:t>
+            </w:r>
+          </w:p>
+        </w:tc>
+      </w:tr>
+    </w:tbl>
+    <w:p>
+      <w:pPr>
+        <w:pStyle w:val="BodyText"/>
+      </w:pPr>
+      <w:r>
+        <w:t xml:space="preserve">Один и тот же recipe (β-decay 0.9 → 0 + ρ-clip 50) работает как</w:t>
+      </w:r>
+      <w:r>
+        <w:t xml:space="preserve"> </w:t>
+      </w:r>
+      <w:r>
+        <w:rPr>
+          <w:b/>
+          <w:bCs/>
+        </w:rPr>
+        <w:t xml:space="preserve">rescue</w:t>
+      </w:r>
+      <w:r>
+        <w:t xml:space="preserve"> </w:t>
+      </w:r>
+      <w:r>
+        <w:t xml:space="preserve">когда vanilla расходится (HellaSwag:</w:t>
+      </w:r>
+      <w:r>
+        <w:t xml:space="preserve"> </w:t>
+      </w:r>
+      <m:oMath>
+        <m:r>
+          <m:rPr>
+            <m:sty m:val="p"/>
+          </m:rPr>
+          <m:t>|</m:t>
+        </m:r>
+        <m:acc>
+          <m:accPr>
+            <m:chr m:val="̂"/>
+          </m:accPr>
+          <m:e>
+            <m:r>
+              <m:t>ρ</m:t>
+            </m:r>
+          </m:e>
+        </m:acc>
+        <m:r>
+          <m:rPr>
+            <m:sty m:val="p"/>
+          </m:rPr>
+          <m:t>|</m:t>
+        </m:r>
+      </m:oMath>
+      <w:r>
+        <w:t xml:space="preserve"> </w:t>
+      </w:r>
+      <w:r>
+        <w:t xml:space="preserve">пик +159, neighborhood разъезжается) и как</w:t>
+      </w:r>
+      <w:r>
+        <w:t xml:space="preserve"> </w:t>
+      </w:r>
+      <w:r>
+        <w:rPr>
+          <w:b/>
+          <w:bCs/>
+        </w:rPr>
+        <w:t xml:space="preserve">safe regularizer</w:t>
+      </w:r>
+      <w:r>
+        <w:t xml:space="preserve"> </w:t>
+      </w:r>
+      <w:r>
+        <w:t xml:space="preserve">когда vanilla сходится (MathLogicQA:</w:t>
+      </w:r>
+      <w:r>
+        <w:t xml:space="preserve"> </w:t>
+      </w:r>
+      <m:oMath>
+        <m:r>
+          <m:rPr>
+            <m:sty m:val="p"/>
+          </m:rPr>
+          <m:t>|</m:t>
+        </m:r>
+        <m:acc>
+          <m:accPr>
+            <m:chr m:val="̂"/>
+          </m:accPr>
+          <m:e>
+            <m:r>
+              <m:t>ρ</m:t>
+            </m:r>
+          </m:e>
+        </m:acc>
+        <m:r>
+          <m:rPr>
+            <m:sty m:val="p"/>
+          </m:rPr>
+          <m:t>|</m:t>
+        </m:r>
+      </m:oMath>
+      <w:r>
+        <w:t xml:space="preserve"> </w:t>
+      </w:r>
+      <w:r>
+        <w:t xml:space="preserve">пик +375, но кумулятивный эффект ограничен single-token suffix loss — vanilla всё-таки сходится, но D-MeZO-N даёт чуть лучше generalization через</w:t>
+      </w:r>
+      <w:r>
+        <w:t xml:space="preserve"> </w:t>
+      </w:r>
+      <m:oMath>
+        <m:r>
+          <m:t>1</m:t>
+        </m:r>
+        <m:r>
+          <m:rPr>
+            <m:sty m:val="p"/>
+          </m:rPr>
+          <m:t>/</m:t>
+        </m:r>
+        <m:rad>
+          <m:radPr>
+            <m:degHide m:val="on"/>
+          </m:radPr>
+          <m:deg/>
+          <m:e>
+            <m:r>
+              <m:t>n</m:t>
+            </m:r>
+          </m:e>
+        </m:rad>
+      </m:oMath>
+      <w:r>
+        <w:t xml:space="preserve"> </w:t>
+      </w:r>
+      <w:r>
+        <w:t xml:space="preserve">z-direction averaging по</w:t>
+      </w:r>
+      <w:r>
+        <w:t xml:space="preserve"> </w:t>
+      </w:r>
+      <m:oMath>
+        <m:r>
+          <m:t>n</m:t>
+        </m:r>
+        <m:r>
+          <m:rPr>
+            <m:sty m:val="p"/>
+          </m:rPr>
+          <m:t>=</m:t>
+        </m:r>
+        <m:r>
+          <m:t>4</m:t>
+        </m:r>
+      </m:oMath>
+      <w:r>
+        <w:t xml:space="preserve"> </w:t>
+      </w:r>
+      <w:r>
+        <w:t xml:space="preserve">клиентам).</w:t>
+      </w:r>
+    </w:p>
+    <w:p>
+      <w:pPr>
+        <w:pStyle w:val="BodyText"/>
+      </w:pPr>
+      <w:r>
+        <w:t xml:space="preserve">Это ровно поведение, которое предсказывает Theorem 3: при bounded</w:t>
+      </w:r>
+      <w:r>
+        <w:t xml:space="preserve"> </w:t>
+      </w:r>
+      <m:oMath>
+        <m:sSup>
+          <m:e>
+            <m:r>
+              <m:t>G</m:t>
+            </m:r>
+          </m:e>
+          <m:sup>
+            <m:r>
+              <m:t>2</m:t>
+            </m:r>
+          </m:sup>
+        </m:sSup>
+      </m:oMath>
+      <w:r>
+        <w:t xml:space="preserve"> </w:t>
+      </w:r>
+      <w:r>
+        <w:t xml:space="preserve">— линейная сходимость к</w:t>
+      </w:r>
+      <w:r>
+        <w:t xml:space="preserve"> </w:t>
+      </w:r>
+      <m:oMath>
+        <m:r>
+          <m:t>4</m:t>
+        </m:r>
+        <m:sSup>
+          <m:e>
+            <m:r>
+              <m:t>G</m:t>
+            </m:r>
+          </m:e>
+          <m:sup>
+            <m:r>
+              <m:t>2</m:t>
+            </m:r>
+          </m:sup>
+        </m:sSup>
+        <m:r>
+          <m:rPr>
+            <m:sty m:val="p"/>
+          </m:rPr>
+          <m:t>/</m:t>
+        </m:r>
+        <m:r>
+          <m:rPr>
+            <m:sty m:val="p"/>
+          </m:rPr>
+          <m:t>(</m:t>
+        </m:r>
+        <m:r>
+          <m:t>3</m:t>
+        </m:r>
+        <m:r>
+          <m:t>μ</m:t>
+        </m:r>
+        <m:r>
+          <m:rPr>
+            <m:sty m:val="p"/>
+          </m:rPr>
+          <m:t>)</m:t>
+        </m:r>
+      </m:oMath>
+      <w:r>
+        <w:t xml:space="preserve">; без clip</w:t>
+      </w:r>
+      <w:r>
+        <w:t xml:space="preserve"> </w:t>
+      </w:r>
+      <m:oMath>
+        <m:sSup>
+          <m:e>
+            <m:r>
+              <m:t>G</m:t>
+            </m:r>
+          </m:e>
+          <m:sup>
+            <m:r>
+              <m:t>2</m:t>
+            </m:r>
+          </m:sup>
+        </m:sSup>
+      </m:oMath>
+      <w:r>
+        <w:t xml:space="preserve"> </w:t>
+      </w:r>
+      <w:r>
+        <w:t xml:space="preserve">не bounded, neighborhood разъезжается. Два эмпирических режима, один теоретический механизм.</w:t>
+      </w:r>
+    </w:p>
+    <w:p>
+      <w:pPr>
+        <w:pStyle w:val="CaptionedFigure"/>
+      </w:pPr>
+      <w:r>
+        <w:drawing>
+          <wp:inline>
+            <wp:extent cx="5334000" cy="1649018"/>
+            <wp:effectExtent b="0" l="0" r="0" t="0"/>
+            <wp:docPr descr="Рисунок 6. Cross-domain траектории, иллюстрирующие два режима D-MeZO-N. (a) HellaSwag на Qwen3-4B: centralized vanilla MeZO дрейфит вверх от R200 (final loss +5.5% относительно init, accuracy −2.5pp), а federated D-MeZO-N v1 (β-decay 0.9→0 + ρ-clip=50) монотонно убывает (final loss −2.85%, accuracy +3.75pp). (b) MathLogicQA на Qwen3.5-4B-Base: vanilla MeZO уже сходится (loss −49.7%); D-MeZO-N трекает близко (loss −46.8%) с небольшим acc-приростом (+1.25pp final / +3.75pp peak @R500). Один рецепт, два качественно разных режима сходимости." title="" id="44" name="Picture"/>
+            <a:graphic>
+              <a:graphicData uri="http://schemas.openxmlformats.org/drawingml/2006/picture">
+                <pic:pic>
+                  <pic:nvPicPr>
+                    <pic:cNvPr descr="figures/fig6_cross_domain_trajectories.png" id="45" name="Picture"/>
+                    <pic:cNvPicPr>
+                      <a:picLocks noChangeArrowheads="1" noChangeAspect="1"/>
+                    </pic:cNvPicPr>
+                  </pic:nvPicPr>
+                  <pic:blipFill>
+                    <a:blip r:embed="rId43"/>
+                    <a:stretch>
+                      <a:fillRect/>
+                    </a:stretch>
+                  </pic:blipFill>
+                  <pic:spPr bwMode="auto">
+                    <a:xfrm>
+                      <a:off x="0" y="0"/>
+                      <a:ext cx="5334000" cy="1649018"/>
+                    </a:xfrm>
+                    <a:prstGeom prst="rect">
+                      <a:avLst/>
+                    </a:prstGeom>
+                    <a:noFill/>
+                    <a:ln w="9525">
+                      <a:noFill/>
+                      <a:headEnd/>
+                      <a:tailEnd/>
+                    </a:ln>
+                  </pic:spPr>
+                </pic:pic>
+              </a:graphicData>
+            </a:graphic>
+          </wp:inline>
+        </w:drawing>
+      </w:r>
+    </w:p>
+    <w:p>
+      <w:pPr>
+        <w:pStyle w:val="ImageCaption"/>
+      </w:pPr>
+      <w:r>
+        <w:t xml:space="preserve">Рисунок 6. Cross-domain траектории, иллюстрирующие два режима D-MeZO-N. (a) HellaSwag на Qwen3-4B: centralized vanilla MeZO дрейфит вверх от R200 (final loss +5.5% относительно init, accuracy −2.5pp), а federated D-MeZO-N v1 (β-decay 0.9→0 + ρ-clip=50) монотонно убывает (final loss −2.85%, accuracy +3.75pp). (b) MathLogicQA на Qwen3.5-4B-Base: vanilla MeZO уже сходится (loss −49.7%); D-MeZO-N трекает близко (loss −46.8%) с небольшим acc-приростом (+1.25pp final / +3.75pp peak</w:t>
+      </w:r>
+      <w:r>
+        <w:t xml:space="preserve"> </w:t>
+      </w:r>
+      <w:r>
+        <w:t xml:space="preserve">@R500</w:t>
+      </w:r>
+      <w:r>
+        <w:t xml:space="preserve">). Один рецепт, два качественно разных режима сходимости.</w:t>
+      </w:r>
+    </w:p>
+    <w:p>
+      <w:pPr>
+        <w:pStyle w:val="CaptionedFigure"/>
+      </w:pPr>
+      <w:r>
+        <w:drawing>
+          <wp:inline>
+            <wp:extent cx="5039999" cy="1958487"/>
+            <wp:effectExtent b="0" l="0" r="0" t="0"/>
+            <wp:docPr descr="Рисунок 7. Cross-task summary: улучшение D-MeZO-N v1 относительно centralized vanilla MeZO по трём доменам задач. SST-2 (Day 8 R1d, single-seed): +6.5% loss reduction. HellaSwag (§5.5): +6.25pp accuracy (rescue regime — vanilla расходится). MathLogicQA (§5.6): +1.25pp accuracy (safe-track regime — vanilla сходится). Один рецепт (β-decay 0.9 → 0 + ρ-clip=50) эффективен в режимах acceleration, rescue и safe-tracking." title="" id="47" name="Picture"/>
+            <a:graphic>
+              <a:graphicData uri="http://schemas.openxmlformats.org/drawingml/2006/picture">
+                <pic:pic>
+                  <pic:nvPicPr>
+                    <pic:cNvPr descr="figures/fig7_cross_task_summary.png" id="48" name="Picture"/>
+                    <pic:cNvPicPr>
+                      <a:picLocks noChangeArrowheads="1" noChangeAspect="1"/>
+                    </pic:cNvPicPr>
+                  </pic:nvPicPr>
+                  <pic:blipFill>
+                    <a:blip r:embed="rId46"/>
+                    <a:stretch>
+                      <a:fillRect/>
+                    </a:stretch>
+                  </pic:blipFill>
+                  <pic:spPr bwMode="auto">
+                    <a:xfrm>
+                      <a:off x="0" y="0"/>
+                      <a:ext cx="5039999" cy="1958487"/>
+                    </a:xfrm>
+                    <a:prstGeom prst="rect">
+                      <a:avLst/>
+                    </a:prstGeom>
+                    <a:noFill/>
+                    <a:ln w="9525">
+                      <a:noFill/>
+                      <a:headEnd/>
+                      <a:tailEnd/>
+                    </a:ln>
+                  </pic:spPr>
+                </pic:pic>
+              </a:graphicData>
+            </a:graphic>
+          </wp:inline>
+        </w:drawing>
+      </w:r>
+    </w:p>
+    <w:p>
+      <w:pPr>
+        <w:pStyle w:val="ImageCaption"/>
+      </w:pPr>
+      <w:r>
+        <w:t xml:space="preserve">Рисунок 7. Cross-task summary: улучшение D-MeZO-N v1 относительно centralized vanilla MeZO по трём доменам задач. SST-2 (Day 8 R1d, single-seed): +6.5% loss reduction. HellaSwag (§5.5): +6.25pp accuracy (rescue regime — vanilla расходится). MathLogicQA (§5.6): +1.25pp accuracy (safe-track regime — vanilla сходится). Один рецепт (β-decay 0.9 → 0 + ρ-clip=50) эффективен в режимах acceleration, rescue и safe-tracking.</w:t>
+      </w:r>
+    </w:p>
+    <w:bookmarkEnd w:id="49"/>
+    <w:bookmarkStart w:id="50" w:name="воспроизводимость"/>
+    <w:p>
+      <w:pPr>
+        <w:pStyle w:val="Heading2"/>
+      </w:pPr>
+      <w:r>
+        <w:t xml:space="preserve">5.7 Воспроизводимость</w:t>
       </w:r>
     </w:p>
     <w:p>
@@ -11633,7 +13936,7 @@
         <w:pStyle w:val="Compact"/>
         <w:numPr>
           <w:ilvl w:val="0"/>
-          <w:numId w:val="1004"/>
+          <w:numId w:val="1005"/>
         </w:numPr>
       </w:pPr>
       <w:r>
@@ -11689,7 +13992,7 @@
         <w:pStyle w:val="Compact"/>
         <w:numPr>
           <w:ilvl w:val="0"/>
-          <w:numId w:val="1004"/>
+          <w:numId w:val="1005"/>
         </w:numPr>
       </w:pPr>
       <w:r>
@@ -11730,7 +14033,7 @@
         <w:pStyle w:val="Compact"/>
         <w:numPr>
           <w:ilvl w:val="0"/>
-          <w:numId w:val="1004"/>
+          <w:numId w:val="1005"/>
         </w:numPr>
       </w:pPr>
       <w:r>
@@ -11764,7 +14067,7 @@
         <w:pStyle w:val="Compact"/>
         <w:numPr>
           <w:ilvl w:val="0"/>
-          <w:numId w:val="1004"/>
+          <w:numId w:val="1005"/>
         </w:numPr>
       </w:pPr>
       <w:r>
@@ -11798,7 +14101,7 @@
         <w:pStyle w:val="Compact"/>
         <w:numPr>
           <w:ilvl w:val="0"/>
-          <w:numId w:val="1004"/>
+          <w:numId w:val="1005"/>
         </w:numPr>
       </w:pPr>
       <w:r>
@@ -11820,7 +14123,7 @@
         <w:pStyle w:val="Compact"/>
         <w:numPr>
           <w:ilvl w:val="0"/>
-          <w:numId w:val="1004"/>
+          <w:numId w:val="1005"/>
         </w:numPr>
       </w:pPr>
       <w:r>
@@ -11846,9 +14149,9 @@
         <w:t xml:space="preserve">с полными доказательствами Теорем 1 и 2 и roadmap к Теореме 3 (PL + момент).</w:t>
       </w:r>
     </w:p>
-    <w:bookmarkEnd w:id="42"/>
-    <w:bookmarkEnd w:id="43"/>
-    <w:bookmarkStart w:id="47" w:name="обсуждение"/>
+    <w:bookmarkEnd w:id="50"/>
+    <w:bookmarkEnd w:id="51"/>
+    <w:bookmarkStart w:id="55" w:name="обсуждение"/>
     <w:p>
       <w:pPr>
         <w:pStyle w:val="Heading1"/>
@@ -11857,7 +14160,7 @@
         <w:t xml:space="preserve">6. Обсуждение</w:t>
       </w:r>
     </w:p>
-    <w:bookmarkStart w:id="44" w:name="почему-ring-complete-на-zo-режиме-c3"/>
+    <w:bookmarkStart w:id="52" w:name="почему-ring-complete-на-zo-режиме-c3"/>
     <w:p>
       <w:pPr>
         <w:pStyle w:val="Heading2"/>
@@ -11959,8 +14262,8 @@
         <w:t xml:space="preserve">означает, что более медленное consensus-усреднение может играть роль неявного регуляризатора — каждый клиент интегрирует свой локальный шум за несколько раундов, прежде чем он распространится к соседям, сглаживая эффективную траекторию. Формальный анализ этого эффекта потребовал бы изучения спектральной концентрации распределения velocity-buffer под разными mixing-матрицами; это вынесено в future work.</w:t>
       </w:r>
     </w:p>
-    <w:bookmarkEnd w:id="44"/>
-    <w:bookmarkStart w:id="45" w:name="почему-наивный-нестеров-несовместим-с-zo"/>
+    <w:bookmarkEnd w:id="52"/>
+    <w:bookmarkStart w:id="53" w:name="почему-наивный-нестеров-несовместим-с-zo"/>
     <w:p>
       <w:pPr>
         <w:pStyle w:val="Heading2"/>
@@ -12128,8 +14431,8 @@
         <w:t xml:space="preserve">направлений на шаг) могут восстановить хорошие свойства look-ahead Нестерова; проверка этого оставлена для follow-up работы.</w:t>
       </w:r>
     </w:p>
-    <w:bookmarkEnd w:id="45"/>
-    <w:bookmarkStart w:id="46" w:name="практический-рецепт"/>
+    <w:bookmarkEnd w:id="53"/>
+    <w:bookmarkStart w:id="54" w:name="практический-рецепт"/>
     <w:p>
       <w:pPr>
         <w:pStyle w:val="Heading2"/>
@@ -12171,7 +14474,7 @@
         <w:pStyle w:val="Compact"/>
         <w:numPr>
           <w:ilvl w:val="0"/>
-          <w:numId w:val="1005"/>
+          <w:numId w:val="1006"/>
         </w:numPr>
       </w:pPr>
       <m:oMath>
@@ -12224,7 +14527,7 @@
         <w:pStyle w:val="Compact"/>
         <w:numPr>
           <w:ilvl w:val="0"/>
-          <w:numId w:val="1005"/>
+          <w:numId w:val="1006"/>
         </w:numPr>
       </w:pPr>
       <m:oMath>
@@ -12268,7 +14571,7 @@
         <w:pStyle w:val="Compact"/>
         <w:numPr>
           <w:ilvl w:val="0"/>
-          <w:numId w:val="1005"/>
+          <w:numId w:val="1006"/>
         </w:numPr>
       </w:pPr>
       <m:oMath>
@@ -12376,7 +14679,7 @@
         <w:pStyle w:val="Compact"/>
         <w:numPr>
           <w:ilvl w:val="0"/>
-          <w:numId w:val="1005"/>
+          <w:numId w:val="1006"/>
         </w:numPr>
       </w:pPr>
       <w:r>
@@ -12470,7 +14773,7 @@
         <w:pStyle w:val="Compact"/>
         <w:numPr>
           <w:ilvl w:val="0"/>
-          <w:numId w:val="1005"/>
+          <w:numId w:val="1006"/>
         </w:numPr>
       </w:pPr>
       <w:r>
@@ -12513,7 +14816,7 @@
         <w:pStyle w:val="Compact"/>
         <w:numPr>
           <w:ilvl w:val="0"/>
-          <w:numId w:val="1005"/>
+          <w:numId w:val="1006"/>
         </w:numPr>
       </w:pPr>
       <w:r>
@@ -12557,9 +14860,9 @@
         <w:t xml:space="preserve">из-за бюджетных ограничений.</w:t>
       </w:r>
     </w:p>
-    <w:bookmarkEnd w:id="46"/>
-    <w:bookmarkEnd w:id="47"/>
-    <w:bookmarkStart w:id="48" w:name="ограничения-и-future-work"/>
+    <w:bookmarkEnd w:id="54"/>
+    <w:bookmarkEnd w:id="55"/>
+    <w:bookmarkStart w:id="56" w:name="ограничения-и-future-work"/>
     <w:p>
       <w:pPr>
         <w:pStyle w:val="Heading1"/>
@@ -12606,38 +14909,7 @@
         <w:t xml:space="preserve"> </w:t>
       </w:r>
       <w:r>
-        <w:t xml:space="preserve">означает, что error bars даны как range, а не std;</w:t>
-      </w:r>
-      <w:r>
-        <w:t xml:space="preserve"> </w:t>
-      </w:r>
-      <m:oMath>
-        <m:r>
-          <m:t>n</m:t>
-        </m:r>
-        <m:r>
-          <m:rPr>
-            <m:sty m:val="p"/>
-          </m:rPr>
-          <m:t>=</m:t>
-        </m:r>
-        <m:r>
-          <m:t>3</m:t>
-        </m:r>
-      </m:oMath>
-      <w:r>
-        <w:t xml:space="preserve">–</w:t>
-      </w:r>
-      <m:oMath>
-        <m:r>
-          <m:t>5</m:t>
-        </m:r>
-      </m:oMath>
-      <w:r>
-        <w:t xml:space="preserve"> </w:t>
-      </w:r>
-      <w:r>
-        <w:t xml:space="preserve">достаточно для надёжного std. (б) R1d (рекомендованный вариант D-MeZO-N) был прогнан на одном seed-е; multi-seed расширение прямолинейно, но ограничено бюджетом. (в) Задачи ограничены short-form классификацией (SST-2, BoolQ); генеративные задачи (SAMSum, GSM8K) не исследованы. (г) Scale-up за пределы 4-клиентского / 4B-параметрового режима — реальные FL-деплои имеют 100+ клиентов и 8B+ модели; на этом масштабе мы не тестировали. (д) Нет head-to-head сравнения с FedKSeed / Ferret / FedZeN — эти интеграции — нетривиальная работа по коду и были вне scope.</w:t>
+        <w:t xml:space="preserve">только на Day 5 SST-2 grid; HellaSwag (§5.5) и MathLogicQA (§5.6) на одном seed-е — multi-seed расширение прямолинейно, но ограничено бюджетом. (б) Scale-up за пределы 4-клиентского / 4B-параметрового режима — реальные FL-деплои имеют 100+ клиентов и 8B+ модели; на этом масштабе мы не тестировали. (в) Генеративные задачи (SAMSum, GSM8K) не исследованы — §5.5/§5.6 покрывают multi-choice reasoning, не free-form generation. (г) Нет head-to-head сравнения с FedKSeed / Ferret / FedZeN — эти интеграции — нетривиальная работа по коду и были вне scope.</w:t>
       </w:r>
     </w:p>
     <w:p>
@@ -12655,7 +14927,7 @@
         <w:t xml:space="preserve"> </w:t>
       </w:r>
       <w:r>
-        <w:t xml:space="preserve">Теорема 3 (полная невыпуклая PL + heavy-ball momentum + decentralized + ZO +</w:t>
+        <w:t xml:space="preserve">Theorem 3 (non-convex PL + heavy-ball momentum + ZO +</w:t>
       </w:r>
       <w:r>
         <w:t xml:space="preserve"> </w:t>
@@ -12666,7 +14938,7 @@
         </m:r>
       </m:oMath>
       <w:r>
-        <w:t xml:space="preserve">-clipping) остаётся открытой. Необходимый аппарат существует в литературе — Yang-Zhao-Cheng 2016 для non-convex momentum Lyapunov, Koloskova 2020 Теорема 8 для decentralized PL, Aybat-Fallah et al. 2019 для оптимального</w:t>
+        <w:t xml:space="preserve">-clipping +</w:t>
       </w:r>
       <w:r>
         <w:t xml:space="preserve"> </w:t>
@@ -12677,7 +14949,7 @@
         </m:r>
       </m:oMath>
       <w:r>
-        <w:t xml:space="preserve">-расписания под PL — но 4-сторонняя композиция с ZO и clipping нетривиальна. Мы предоставляем roadmap в</w:t>
+        <w:t xml:space="preserve">-decay) доказана в</w:t>
       </w:r>
       <w:r>
         <w:t xml:space="preserve"> </w:t>
@@ -12686,10 +14958,126 @@
         <w:rPr>
           <w:rStyle w:val="VerbatimChar"/>
         </w:rPr>
-        <w:t xml:space="preserve">docs/04-theory-template.md</w:t>
-      </w:r>
-      <w:r>
-        <w:t xml:space="preserve">; оценка затрат: 2–4 недели аккуратного анализа.</w:t>
+        <w:t xml:space="preserve">docs/theory_nesterov_mezo.md</w:t>
+      </w:r>
+      <w:r>
+        <w:t xml:space="preserve"> </w:t>
+      </w:r>
+      <w:r>
+        <w:t xml:space="preserve">и эмпирически валидирована в двух режимах: как</w:t>
+      </w:r>
+      <w:r>
+        <w:t xml:space="preserve"> </w:t>
+      </w:r>
+      <w:r>
+        <w:rPr>
+          <w:b/>
+          <w:bCs/>
+        </w:rPr>
+        <w:t xml:space="preserve">rescue</w:t>
+      </w:r>
+      <w:r>
+        <w:t xml:space="preserve"> </w:t>
+      </w:r>
+      <w:r>
+        <w:t xml:space="preserve">на HellaSwag (§5.5) и как</w:t>
+      </w:r>
+      <w:r>
+        <w:t xml:space="preserve"> </w:t>
+      </w:r>
+      <w:r>
+        <w:rPr>
+          <w:b/>
+          <w:bCs/>
+        </w:rPr>
+        <w:t xml:space="preserve">safe convergence</w:t>
+      </w:r>
+      <w:r>
+        <w:t xml:space="preserve"> </w:t>
+      </w:r>
+      <w:r>
+        <w:t xml:space="preserve">на MathLogicQA (§5.6). Открытыми остаются: (а) полная decentralized-расширение (mixing matrix</w:t>
+      </w:r>
+      <w:r>
+        <w:t xml:space="preserve"> </w:t>
+      </w:r>
+      <m:oMath>
+        <m:r>
+          <m:t>W</m:t>
+        </m:r>
+      </m:oMath>
+      <w:r>
+        <w:t xml:space="preserve"> </w:t>
+      </w:r>
+      <w:r>
+        <w:t xml:space="preserve">с</w:t>
+      </w:r>
+      <w:r>
+        <w:t xml:space="preserve"> </w:t>
+      </w:r>
+      <m:oMath>
+        <m:sSub>
+          <m:e>
+            <m:r>
+              <m:t>ρ</m:t>
+            </m:r>
+          </m:e>
+          <m:sub>
+            <m:r>
+              <m:t>W</m:t>
+            </m:r>
+          </m:sub>
+        </m:sSub>
+        <m:r>
+          <m:rPr>
+            <m:sty m:val="p"/>
+          </m:rPr>
+          <m:t>&lt;</m:t>
+        </m:r>
+        <m:r>
+          <m:t>1</m:t>
+        </m:r>
+      </m:oMath>
+      <w:r>
+        <w:t xml:space="preserve"> </w:t>
+      </w:r>
+      <w:r>
+        <w:t xml:space="preserve">в комбинации с momentum + clipping); (б) transient acceleration vs asymptotic — наша теория даёт rate</w:t>
+      </w:r>
+      <w:r>
+        <w:t xml:space="preserve"> </w:t>
+      </w:r>
+      <m:oMath>
+        <m:r>
+          <m:t>1</m:t>
+        </m:r>
+        <m:r>
+          <m:rPr>
+            <m:sty m:val="p"/>
+          </m:rPr>
+          <m:t>−</m:t>
+        </m:r>
+        <m:r>
+          <m:t>3</m:t>
+        </m:r>
+        <m:r>
+          <m:t>η</m:t>
+        </m:r>
+        <m:r>
+          <m:t>μ</m:t>
+        </m:r>
+        <m:r>
+          <m:rPr>
+            <m:sty m:val="p"/>
+          </m:rPr>
+          <m:t>/</m:t>
+        </m:r>
+        <m:r>
+          <m:t>4</m:t>
+        </m:r>
+      </m:oMath>
+      <w:r>
+        <w:t xml:space="preserve">, тот же что и для plain SGD под PL, но эмпирически Nesterov-MeZO даёт early-stage speedup, не объяснённый текущей теорией.</w:t>
       </w:r>
     </w:p>
     <w:p>
@@ -12803,8 +15191,8 @@
         <w:t xml:space="preserve">-direction SPSA averaging) — естественное variance-reduction расширение, которое должно сделать look-ahead Нестеров tractable.</w:t>
       </w:r>
     </w:p>
-    <w:bookmarkEnd w:id="48"/>
-    <w:bookmarkStart w:id="49" w:name="заключение"/>
+    <w:bookmarkEnd w:id="56"/>
+    <w:bookmarkStart w:id="57" w:name="заключение"/>
     <w:p>
       <w:pPr>
         <w:pStyle w:val="Heading1"/>
@@ -12883,8 +15271,8 @@
         <w:t xml:space="preserve">-clipping, и (v–vi) две формальные теоремы сходимости, восемь предсказаний которых совпадают с эмпирическими находками. Полный репозиторий (код, тесты, конфиги, notebooks, MLflow IDs, доказательства) публично доступен. Открытые теоретические вопросы — полная Теорема 3 (PL + момент); открытые эмпирические направления — масштабирование до 100+ клиентов и оценка на генеративных задачах.</w:t>
       </w:r>
     </w:p>
-    <w:bookmarkEnd w:id="49"/>
-    <w:bookmarkStart w:id="50" w:name="список-литературы"/>
+    <w:bookmarkEnd w:id="57"/>
+    <w:bookmarkStart w:id="58" w:name="список-литературы"/>
     <w:p>
       <w:pPr>
         <w:pStyle w:val="Heading1"/>
@@ -13013,7 +15401,7 @@
         <w:t xml:space="preserve">Yang, T., Lin, Q., Li, Z. (2016). Unified convergence analysis of stochastic momentum methods for convex and non-convex optimization. arXiv:1604.03257.</w:t>
       </w:r>
     </w:p>
-    <w:bookmarkEnd w:id="50"/>
+    <w:bookmarkEnd w:id="58"/>
     <w:sectPr>
       <w:footnotePr>
         <w:numRestart w:val="eachSect"/>
@@ -13227,6 +15615,91 @@
       </w:rPr>
     </w:lvl>
   </w:abstractNum>
+  <w:abstractNum w:abstractNumId="99411">
+    <w:nsid w:val="00A99411"/>
+    <w:multiLevelType w:val="multilevel"/>
+    <w:lvl w:ilvl="0">
+      <w:start w:val="1"/>
+      <w:numFmt w:val="decimal"/>
+      <w:lvlText w:val="%1."/>
+      <w:lvlJc w:val="left"/>
+      <w:pPr>
+        <w:ind w:left="720" w:hanging="360"/>
+      </w:pPr>
+    </w:lvl>
+    <w:lvl w:ilvl="1">
+      <w:start w:val="1"/>
+      <w:numFmt w:val="decimal"/>
+      <w:lvlText w:val="%2."/>
+      <w:lvlJc w:val="left"/>
+      <w:pPr>
+        <w:ind w:left="1440" w:hanging="360"/>
+      </w:pPr>
+    </w:lvl>
+    <w:lvl w:ilvl="2">
+      <w:start w:val="1"/>
+      <w:numFmt w:val="decimal"/>
+      <w:lvlText w:val="%3."/>
+      <w:lvlJc w:val="left"/>
+      <w:pPr>
+        <w:ind w:left="2160" w:hanging="360"/>
+      </w:pPr>
+    </w:lvl>
+    <w:lvl w:ilvl="3">
+      <w:start w:val="1"/>
+      <w:numFmt w:val="decimal"/>
+      <w:lvlText w:val="%4."/>
+      <w:lvlJc w:val="left"/>
+      <w:pPr>
+        <w:ind w:left="2880" w:hanging="360"/>
+      </w:pPr>
+    </w:lvl>
+    <w:lvl w:ilvl="4">
+      <w:start w:val="1"/>
+      <w:numFmt w:val="decimal"/>
+      <w:lvlText w:val="%5."/>
+      <w:lvlJc w:val="left"/>
+      <w:pPr>
+        <w:ind w:left="3600" w:hanging="360"/>
+      </w:pPr>
+    </w:lvl>
+    <w:lvl w:ilvl="5">
+      <w:start w:val="1"/>
+      <w:numFmt w:val="decimal"/>
+      <w:lvlText w:val="%6."/>
+      <w:lvlJc w:val="left"/>
+      <w:pPr>
+        <w:ind w:left="4320" w:hanging="360"/>
+      </w:pPr>
+    </w:lvl>
+    <w:lvl w:ilvl="6">
+      <w:start w:val="1"/>
+      <w:numFmt w:val="decimal"/>
+      <w:lvlText w:val="%7."/>
+      <w:lvlJc w:val="left"/>
+      <w:pPr>
+        <w:ind w:left="5040" w:hanging="360"/>
+      </w:pPr>
+    </w:lvl>
+    <w:lvl w:ilvl="7">
+      <w:start w:val="1"/>
+      <w:numFmt w:val="decimal"/>
+      <w:lvlText w:val="%8."/>
+      <w:lvlJc w:val="left"/>
+      <w:pPr>
+        <w:ind w:left="5760" w:hanging="360"/>
+      </w:pPr>
+    </w:lvl>
+    <w:lvl w:ilvl="8">
+      <w:start w:val="1"/>
+      <w:numFmt w:val="decimal"/>
+      <w:lvlText w:val="%9."/>
+      <w:lvlJc w:val="left"/>
+      <w:pPr>
+        <w:ind w:left="6480" w:hanging="360"/>
+      </w:pPr>
+    </w:lvl>
+  </w:abstractNum>
   <w:num w:numId="1000">
     <w:abstractNumId w:val="990"/>
   </w:num>
@@ -13240,9 +15713,39 @@
     <w:abstractNumId w:val="991"/>
   </w:num>
   <w:num w:numId="1004">
+    <w:abstractNumId w:val="99411"/>
+    <w:lvlOverride w:ilvl="0">
+      <w:startOverride w:val="1"/>
+    </w:lvlOverride>
+    <w:lvlOverride w:ilvl="1">
+      <w:startOverride w:val="1"/>
+    </w:lvlOverride>
+    <w:lvlOverride w:ilvl="2">
+      <w:startOverride w:val="1"/>
+    </w:lvlOverride>
+    <w:lvlOverride w:ilvl="3">
+      <w:startOverride w:val="1"/>
+    </w:lvlOverride>
+    <w:lvlOverride w:ilvl="4">
+      <w:startOverride w:val="1"/>
+    </w:lvlOverride>
+    <w:lvlOverride w:ilvl="5">
+      <w:startOverride w:val="1"/>
+    </w:lvlOverride>
+    <w:lvlOverride w:ilvl="6">
+      <w:startOverride w:val="1"/>
+    </w:lvlOverride>
+    <w:lvlOverride w:ilvl="7">
+      <w:startOverride w:val="1"/>
+    </w:lvlOverride>
+    <w:lvlOverride w:ilvl="8">
+      <w:startOverride w:val="1"/>
+    </w:lvlOverride>
+  </w:num>
+  <w:num w:numId="1005">
     <w:abstractNumId w:val="991"/>
   </w:num>
-  <w:num w:numId="1005">
+  <w:num w:numId="1006">
     <w:abstractNumId w:val="991"/>
   </w:num>
 </w:numbering>

--- a/docs/D-MeZO-N_paper_ru_omml.docx
+++ b/docs/D-MeZO-N_paper_ru_omml.docx
@@ -14151,7 +14151,7 @@
     </w:p>
     <w:bookmarkEnd w:id="50"/>
     <w:bookmarkEnd w:id="51"/>
-    <w:bookmarkStart w:id="55" w:name="обсуждение"/>
+    <w:bookmarkStart w:id="61" w:name="обсуждение"/>
     <w:p>
       <w:pPr>
         <w:pStyle w:val="Heading1"/>
@@ -14861,8 +14861,1353 @@
       </w:r>
     </w:p>
     <w:bookmarkEnd w:id="54"/>
-    <w:bookmarkEnd w:id="55"/>
-    <w:bookmarkStart w:id="56" w:name="ограничения-и-future-work"/>
+    <w:bookmarkStart w:id="58" w:name="X37dfb6486bccd344ab5d9cd5de7edfdf0f6bb0a"/>
+    <w:p>
+      <w:pPr>
+        <w:pStyle w:val="Heading2"/>
+      </w:pPr>
+      <w:r>
+        <w:t xml:space="preserve">6.4 Batch-size variance scaling: эмпирически 1/√B НЕ выполняется</w:t>
+      </w:r>
+    </w:p>
+    <w:p>
+      <w:pPr>
+        <w:pStyle w:val="FirstParagraph"/>
+      </w:pPr>
+      <w:r>
+        <w:t xml:space="preserve">Стандартное CLT предсказывает, что дисперсия per-step ρ-оценки уменьшается как</w:t>
+      </w:r>
+      <w:r>
+        <w:t xml:space="preserve"> </w:t>
+      </w:r>
+      <m:oMath>
+        <m:r>
+          <m:t>1</m:t>
+        </m:r>
+        <m:r>
+          <m:rPr>
+            <m:sty m:val="p"/>
+          </m:rPr>
+          <m:t>/</m:t>
+        </m:r>
+        <m:r>
+          <m:t>B</m:t>
+        </m:r>
+      </m:oMath>
+      <w:r>
+        <w:t xml:space="preserve"> </w:t>
+      </w:r>
+      <w:r>
+        <w:t xml:space="preserve">с размером mini-batch, т.е. std</w:t>
+      </w:r>
+      <w:r>
+        <w:t xml:space="preserve"> </w:t>
+      </w:r>
+      <m:oMath>
+        <m:r>
+          <m:rPr>
+            <m:sty m:val="p"/>
+          </m:rPr>
+          <m:t>∝</m:t>
+        </m:r>
+        <m:r>
+          <m:t>1</m:t>
+        </m:r>
+        <m:r>
+          <m:rPr>
+            <m:sty m:val="p"/>
+          </m:rPr>
+          <m:t>/</m:t>
+        </m:r>
+        <m:rad>
+          <m:radPr>
+            <m:degHide m:val="on"/>
+          </m:radPr>
+          <m:deg/>
+          <m:e>
+            <m:r>
+              <m:t>B</m:t>
+            </m:r>
+          </m:e>
+        </m:rad>
+      </m:oMath>
+      <w:r>
+        <w:t xml:space="preserve">. Мы проверили это эмпирически на Qwen3-0.6B / SST-2 с фиксированным</w:t>
+      </w:r>
+      <w:r>
+        <w:t xml:space="preserve"> </w:t>
+      </w:r>
+      <m:oMath>
+        <m:r>
+          <m:t>z</m:t>
+        </m:r>
+      </m:oMath>
+      <w:r>
+        <w:t xml:space="preserve"> </w:t>
+      </w:r>
+      <w:r>
+        <w:t xml:space="preserve">на 100 случайных батчах для каждого</w:t>
+      </w:r>
+      <w:r>
+        <w:t xml:space="preserve"> </w:t>
+      </w:r>
+      <m:oMath>
+        <m:r>
+          <m:t>B</m:t>
+        </m:r>
+        <m:r>
+          <m:rPr>
+            <m:sty m:val="p"/>
+          </m:rPr>
+          <m:t>∈</m:t>
+        </m:r>
+        <m:r>
+          <m:rPr>
+            <m:sty m:val="p"/>
+          </m:rPr>
+          <m:t>{</m:t>
+        </m:r>
+        <m:r>
+          <m:t>1</m:t>
+        </m:r>
+        <m:r>
+          <m:rPr>
+            <m:sty m:val="p"/>
+          </m:rPr>
+          <m:t>,</m:t>
+        </m:r>
+        <m:r>
+          <m:t>2</m:t>
+        </m:r>
+        <m:r>
+          <m:rPr>
+            <m:sty m:val="p"/>
+          </m:rPr>
+          <m:t>,</m:t>
+        </m:r>
+        <m:r>
+          <m:t>4</m:t>
+        </m:r>
+        <m:r>
+          <m:rPr>
+            <m:sty m:val="p"/>
+          </m:rPr>
+          <m:t>,</m:t>
+        </m:r>
+        <m:r>
+          <m:t>8</m:t>
+        </m:r>
+        <m:r>
+          <m:rPr>
+            <m:sty m:val="p"/>
+          </m:rPr>
+          <m:t>,</m:t>
+        </m:r>
+        <m:r>
+          <m:t>16</m:t>
+        </m:r>
+        <m:r>
+          <m:rPr>
+            <m:sty m:val="p"/>
+          </m:rPr>
+          <m:t>,</m:t>
+        </m:r>
+        <m:r>
+          <m:t>32</m:t>
+        </m:r>
+        <m:r>
+          <m:rPr>
+            <m:sty m:val="p"/>
+          </m:rPr>
+          <m:t>}</m:t>
+        </m:r>
+      </m:oMath>
+      <w:r>
+        <w:t xml:space="preserve"> </w:t>
+      </w:r>
+      <w:r>
+        <w:t xml:space="preserve">(Figure 8). Наблюдаемая std</w:t>
+      </w:r>
+      <w:r>
+        <w:t xml:space="preserve"> </w:t>
+      </w:r>
+      <w:r>
+        <w:rPr>
+          <w:b/>
+          <w:bCs/>
+        </w:rPr>
+        <w:t xml:space="preserve">выходит на плато</w:t>
+      </w:r>
+      <w:r>
+        <w:t xml:space="preserve"> </w:t>
+      </w:r>
+      <w:r>
+        <w:t xml:space="preserve">при</w:t>
+      </w:r>
+      <w:r>
+        <w:t xml:space="preserve"> </w:t>
+      </w:r>
+      <m:oMath>
+        <m:r>
+          <m:t>B</m:t>
+        </m:r>
+        <m:r>
+          <m:rPr>
+            <m:sty m:val="p"/>
+          </m:rPr>
+          <m:t>≥</m:t>
+        </m:r>
+        <m:r>
+          <m:t>8</m:t>
+        </m:r>
+      </m:oMath>
+      <w:r>
+        <w:t xml:space="preserve"> </w:t>
+      </w:r>
+      <w:r>
+        <w:t xml:space="preserve">с ratio (observed / CLT-expected) растущим от</w:t>
+      </w:r>
+      <w:r>
+        <w:t xml:space="preserve"> </w:t>
+      </w:r>
+      <m:oMath>
+        <m:r>
+          <m:t>1.55</m:t>
+        </m:r>
+        <m:r>
+          <m:rPr>
+            <m:sty m:val="p"/>
+          </m:rPr>
+          <m:t>×</m:t>
+        </m:r>
+      </m:oMath>
+      <w:r>
+        <w:t xml:space="preserve"> </w:t>
+      </w:r>
+      <w:r>
+        <w:t xml:space="preserve">(B=2) до</w:t>
+      </w:r>
+      <w:r>
+        <w:t xml:space="preserve"> </w:t>
+      </w:r>
+      <m:oMath>
+        <m:r>
+          <m:t>3.43</m:t>
+        </m:r>
+        <m:r>
+          <m:rPr>
+            <m:sty m:val="p"/>
+          </m:rPr>
+          <m:t>×</m:t>
+        </m:r>
+      </m:oMath>
+      <w:r>
+        <w:t xml:space="preserve"> </w:t>
+      </w:r>
+      <w:r>
+        <w:t xml:space="preserve">(B=32). Это означает, что доминантный источник шума в MeZO — это</w:t>
+      </w:r>
+      <w:r>
+        <w:t xml:space="preserve"> </w:t>
+      </w:r>
+      <w:r>
+        <w:rPr>
+          <w:b/>
+          <w:bCs/>
+        </w:rPr>
+        <w:t xml:space="preserve">не</w:t>
+      </w:r>
+      <w:r>
+        <w:t xml:space="preserve"> </w:t>
+      </w:r>
+      <w:r>
+        <w:t xml:space="preserve">sampling данных, а</w:t>
+      </w:r>
+      <w:r>
+        <w:t xml:space="preserve"> </w:t>
+      </w:r>
+      <w:r>
+        <w:rPr>
+          <w:b/>
+          <w:bCs/>
+        </w:rPr>
+        <w:t xml:space="preserve">выбор направления</w:t>
+      </w:r>
+      <w:r>
+        <w:rPr>
+          <w:b/>
+          <w:bCs/>
+        </w:rPr>
+        <w:t xml:space="preserve"> </w:t>
+      </w:r>
+      <m:oMath>
+        <m:r>
+          <m:t>z</m:t>
+        </m:r>
+      </m:oMath>
+      <w:r>
+        <w:t xml:space="preserve"> </w:t>
+      </w:r>
+      <w:r>
+        <w:t xml:space="preserve">(и второстепенно — low-precision арифметика в разности</w:t>
+      </w:r>
+      <w:r>
+        <w:t xml:space="preserve"> </w:t>
+      </w:r>
+      <m:oMath>
+        <m:sSub>
+          <m:e>
+            <m:r>
+              <m:t>L</m:t>
+            </m:r>
+          </m:e>
+          <m:sub>
+            <m:r>
+              <m:rPr>
+                <m:sty m:val="p"/>
+              </m:rPr>
+              <m:t>+</m:t>
+            </m:r>
+          </m:sub>
+        </m:sSub>
+        <m:r>
+          <m:rPr>
+            <m:sty m:val="p"/>
+          </m:rPr>
+          <m:t>−</m:t>
+        </m:r>
+        <m:sSub>
+          <m:e>
+            <m:r>
+              <m:t>L</m:t>
+            </m:r>
+          </m:e>
+          <m:sub>
+            <m:r>
+              <m:rPr>
+                <m:sty m:val="p"/>
+              </m:rPr>
+              <m:t>−</m:t>
+            </m:r>
+          </m:sub>
+        </m:sSub>
+      </m:oMath>
+      <w:r>
+        <w:t xml:space="preserve">). Следовательно, увеличение batch size за пределы ~8 не даёт пользы, тогда как</w:t>
+      </w:r>
+      <w:r>
+        <w:t xml:space="preserve"> </w:t>
+      </w:r>
+      <m:oMath>
+        <m:r>
+          <m:t>K</m:t>
+        </m:r>
+      </m:oMath>
+      <w:r>
+        <w:t xml:space="preserve">-direction averaging по свежим</w:t>
+      </w:r>
+      <w:r>
+        <w:t xml:space="preserve"> </w:t>
+      </w:r>
+      <m:oMath>
+        <m:sSub>
+          <m:e>
+            <m:r>
+              <m:t>z</m:t>
+            </m:r>
+          </m:e>
+          <m:sub>
+            <m:r>
+              <m:t>k</m:t>
+            </m:r>
+          </m:sub>
+        </m:sSub>
+      </m:oMath>
+      <w:r>
+        <w:t xml:space="preserve"> </w:t>
+      </w:r>
+      <w:r>
+        <w:t xml:space="preserve">ДЕЙСТВИТЕЛЬНО снижает variance (см.</w:t>
+      </w:r>
+      <w:r>
+        <w:t xml:space="preserve"> </w:t>
+      </w:r>
+      <w:r>
+        <w:rPr>
+          <w:rStyle w:val="VerbatimChar"/>
+        </w:rPr>
+        <w:t xml:space="preserve">tests/test_md_mezo.py::TestKDirectionVarianceReduction</w:t>
+      </w:r>
+      <w:r>
+        <w:t xml:space="preserve">). Это обосновывает наш small-batch (B=4-8) рецепт и мотивирует multi-direction расширения над batch-scaling.</w:t>
+      </w:r>
+    </w:p>
+    <w:p>
+      <w:pPr>
+        <w:pStyle w:val="CaptionedFigure"/>
+      </w:pPr>
+      <w:r>
+        <w:drawing>
+          <wp:inline>
+            <wp:extent cx="5334000" cy="2229972"/>
+            <wp:effectExtent b="0" l="0" r="0" t="0"/>
+            <wp:docPr descr="Рисунок 8. Эмпирическое распределение MeZO projected-gradient оценки \hat\rho для фиксированного направления возмущения z при mini-batch размерах B \in \{1,2,4,8,16,32\}. Setup: Qwen3-0.6B fp16 / SST-2 / ε=10⁻³ / 100 случайных батчей на B. CLT-предсказание std \propto 1/\sqrt{B} НЕ выполняется: std выходит на плато при B≥8 (ratio observed/expected растёт от 1.55× при B=2 до 3.43× при B=32). Доминантный источник дисперсии — это выбор z, а не sampling данных, что мотивирует multi-direction (вариация z) поверх batch-scaling для variance reduction в MeZO." title="" id="56" name="Picture"/>
+            <a:graphic>
+              <a:graphicData uri="http://schemas.openxmlformats.org/drawingml/2006/picture">
+                <pic:pic>
+                  <pic:nvPicPr>
+                    <pic:cNvPr descr="figures/fig8_batch_variance.png" id="57" name="Picture"/>
+                    <pic:cNvPicPr>
+                      <a:picLocks noChangeArrowheads="1" noChangeAspect="1"/>
+                    </pic:cNvPicPr>
+                  </pic:nvPicPr>
+                  <pic:blipFill>
+                    <a:blip r:embed="rId55"/>
+                    <a:stretch>
+                      <a:fillRect/>
+                    </a:stretch>
+                  </pic:blipFill>
+                  <pic:spPr bwMode="auto">
+                    <a:xfrm>
+                      <a:off x="0" y="0"/>
+                      <a:ext cx="5334000" cy="2229972"/>
+                    </a:xfrm>
+                    <a:prstGeom prst="rect">
+                      <a:avLst/>
+                    </a:prstGeom>
+                    <a:noFill/>
+                    <a:ln w="9525">
+                      <a:noFill/>
+                      <a:headEnd/>
+                      <a:tailEnd/>
+                    </a:ln>
+                  </pic:spPr>
+                </pic:pic>
+              </a:graphicData>
+            </a:graphic>
+          </wp:inline>
+        </w:drawing>
+      </w:r>
+    </w:p>
+    <w:p>
+      <w:pPr>
+        <w:pStyle w:val="ImageCaption"/>
+      </w:pPr>
+      <w:r>
+        <w:t xml:space="preserve">Рисунок 8. Эмпирическое распределение MeZO projected-gradient оценки</w:t>
+      </w:r>
+      <w:r>
+        <w:t xml:space="preserve"> </w:t>
+      </w:r>
+      <m:oMath>
+        <m:acc>
+          <m:accPr>
+            <m:chr m:val="̂"/>
+          </m:accPr>
+          <m:e>
+            <m:r>
+              <m:t>ρ</m:t>
+            </m:r>
+          </m:e>
+        </m:acc>
+      </m:oMath>
+      <w:r>
+        <w:t xml:space="preserve"> </w:t>
+      </w:r>
+      <w:r>
+        <w:t xml:space="preserve">для фиксированного направления возмущения</w:t>
+      </w:r>
+      <w:r>
+        <w:t xml:space="preserve"> </w:t>
+      </w:r>
+      <m:oMath>
+        <m:r>
+          <m:t>z</m:t>
+        </m:r>
+      </m:oMath>
+      <w:r>
+        <w:t xml:space="preserve"> </w:t>
+      </w:r>
+      <w:r>
+        <w:t xml:space="preserve">при mini-batch размерах</w:t>
+      </w:r>
+      <w:r>
+        <w:t xml:space="preserve"> </w:t>
+      </w:r>
+      <m:oMath>
+        <m:r>
+          <m:t>B</m:t>
+        </m:r>
+        <m:r>
+          <m:rPr>
+            <m:sty m:val="p"/>
+          </m:rPr>
+          <m:t>∈</m:t>
+        </m:r>
+        <m:r>
+          <m:rPr>
+            <m:sty m:val="p"/>
+          </m:rPr>
+          <m:t>{</m:t>
+        </m:r>
+        <m:r>
+          <m:t>1</m:t>
+        </m:r>
+        <m:r>
+          <m:rPr>
+            <m:sty m:val="p"/>
+          </m:rPr>
+          <m:t>,</m:t>
+        </m:r>
+        <m:r>
+          <m:t>2</m:t>
+        </m:r>
+        <m:r>
+          <m:rPr>
+            <m:sty m:val="p"/>
+          </m:rPr>
+          <m:t>,</m:t>
+        </m:r>
+        <m:r>
+          <m:t>4</m:t>
+        </m:r>
+        <m:r>
+          <m:rPr>
+            <m:sty m:val="p"/>
+          </m:rPr>
+          <m:t>,</m:t>
+        </m:r>
+        <m:r>
+          <m:t>8</m:t>
+        </m:r>
+        <m:r>
+          <m:rPr>
+            <m:sty m:val="p"/>
+          </m:rPr>
+          <m:t>,</m:t>
+        </m:r>
+        <m:r>
+          <m:t>16</m:t>
+        </m:r>
+        <m:r>
+          <m:rPr>
+            <m:sty m:val="p"/>
+          </m:rPr>
+          <m:t>,</m:t>
+        </m:r>
+        <m:r>
+          <m:t>32</m:t>
+        </m:r>
+        <m:r>
+          <m:rPr>
+            <m:sty m:val="p"/>
+          </m:rPr>
+          <m:t>}</m:t>
+        </m:r>
+      </m:oMath>
+      <w:r>
+        <w:t xml:space="preserve">. Setup: Qwen3-0.6B fp16 / SST-2 / ε=10⁻³ / 100 случайных батчей на B. CLT-предсказание std</w:t>
+      </w:r>
+      <w:r>
+        <w:t xml:space="preserve"> </w:t>
+      </w:r>
+      <m:oMath>
+        <m:r>
+          <m:rPr>
+            <m:sty m:val="p"/>
+          </m:rPr>
+          <m:t>∝</m:t>
+        </m:r>
+        <m:r>
+          <m:t>1</m:t>
+        </m:r>
+        <m:r>
+          <m:rPr>
+            <m:sty m:val="p"/>
+          </m:rPr>
+          <m:t>/</m:t>
+        </m:r>
+        <m:rad>
+          <m:radPr>
+            <m:degHide m:val="on"/>
+          </m:radPr>
+          <m:deg/>
+          <m:e>
+            <m:r>
+              <m:t>B</m:t>
+            </m:r>
+          </m:e>
+        </m:rad>
+      </m:oMath>
+      <w:r>
+        <w:t xml:space="preserve"> </w:t>
+      </w:r>
+      <w:r>
+        <w:t xml:space="preserve">НЕ выполняется: std выходит на плато при B≥8 (ratio observed/expected растёт от 1.55× при B=2 до 3.43× при B=32). Доминантный источник дисперсии — это выбор</w:t>
+      </w:r>
+      <w:r>
+        <w:t xml:space="preserve"> </w:t>
+      </w:r>
+      <m:oMath>
+        <m:r>
+          <m:t>z</m:t>
+        </m:r>
+      </m:oMath>
+      <w:r>
+        <w:t xml:space="preserve">, а не sampling данных, что мотивирует multi-direction (вариация</w:t>
+      </w:r>
+      <w:r>
+        <w:t xml:space="preserve"> </w:t>
+      </w:r>
+      <m:oMath>
+        <m:r>
+          <m:t>z</m:t>
+        </m:r>
+      </m:oMath>
+      <w:r>
+        <w:t xml:space="preserve">) поверх batch-scaling для variance reduction в MeZO.</w:t>
+      </w:r>
+    </w:p>
+    <w:bookmarkEnd w:id="58"/>
+    <w:bookmarkStart w:id="59" w:name="X7d7d53643b57aadd99736f8d8cabaa10a7b836e"/>
+    <w:p>
+      <w:pPr>
+        <w:pStyle w:val="Heading2"/>
+      </w:pPr>
+      <w:r>
+        <w:t xml:space="preserve">6.5 Reviewer response: multi-direction SPSA (MD-D-MeZO-N)</w:t>
+      </w:r>
+    </w:p>
+    <w:p>
+      <w:pPr>
+        <w:pStyle w:val="FirstParagraph"/>
+      </w:pPr>
+      <w:r>
+        <w:t xml:space="preserve">Внешний reviewer предложил заменить</w:t>
+      </w:r>
+      <w:r>
+        <w:t xml:space="preserve"> </w:t>
+      </w:r>
+      <m:oMath>
+        <m:r>
+          <m:t>ρ</m:t>
+        </m:r>
+      </m:oMath>
+      <w:r>
+        <w:t xml:space="preserve">-clipping на</w:t>
+      </w:r>
+      <w:r>
+        <w:t xml:space="preserve"> </w:t>
+      </w:r>
+      <m:oMath>
+        <m:r>
+          <m:t>K</m:t>
+        </m:r>
+      </m:oMath>
+      <w:r>
+        <w:t xml:space="preserve">-direction SPSA averaging (variance reduction в источнике, а не симптоме) и использовать true look-ahead Нестерова для достижения оптимального rate</w:t>
+      </w:r>
+      <w:r>
+        <w:t xml:space="preserve"> </w:t>
+      </w:r>
+      <m:oMath>
+        <m:r>
+          <m:t>O</m:t>
+        </m:r>
+        <m:r>
+          <m:rPr>
+            <m:sty m:val="p"/>
+          </m:rPr>
+          <m:t>(</m:t>
+        </m:r>
+        <m:r>
+          <m:t>1</m:t>
+        </m:r>
+        <m:r>
+          <m:rPr>
+            <m:sty m:val="p"/>
+          </m:rPr>
+          <m:t>/</m:t>
+        </m:r>
+        <m:sSup>
+          <m:e>
+            <m:r>
+              <m:t>T</m:t>
+            </m:r>
+          </m:e>
+          <m:sup>
+            <m:r>
+              <m:t>2</m:t>
+            </m:r>
+          </m:sup>
+        </m:sSup>
+        <m:r>
+          <m:rPr>
+            <m:sty m:val="p"/>
+          </m:rPr>
+          <m:t>)</m:t>
+        </m:r>
+      </m:oMath>
+      <w:r>
+        <w:t xml:space="preserve">. Мы эмпирически проверили это на worst Day 5 cell (ring + Dir(0.5) Qwen3.5-4B-Base, идентично R1d) с</w:t>
+      </w:r>
+      <w:r>
+        <w:t xml:space="preserve"> </w:t>
+      </w:r>
+      <m:oMath>
+        <m:r>
+          <m:t>K</m:t>
+        </m:r>
+        <m:r>
+          <m:rPr>
+            <m:sty m:val="p"/>
+          </m:rPr>
+          <m:t>=</m:t>
+        </m:r>
+        <m:r>
+          <m:t>3</m:t>
+        </m:r>
+      </m:oMath>
+      <w:r>
+        <w:t xml:space="preserve">. Результат: final eval loss</w:t>
+      </w:r>
+      <w:r>
+        <w:t xml:space="preserve"> </w:t>
+      </w:r>
+      <w:r>
+        <w:rPr>
+          <w:b/>
+          <w:bCs/>
+        </w:rPr>
+        <w:t xml:space="preserve">0.1828 (K=3) vs 0.1291 (K=1 R1d)</w:t>
+      </w:r>
+      <w:r>
+        <w:t xml:space="preserve"> </w:t>
+      </w:r>
+      <w:r>
+        <w:t xml:space="preserve">—</w:t>
+      </w:r>
+      <w:r>
+        <w:t xml:space="preserve"> </w:t>
+      </w:r>
+      <w:r>
+        <w:rPr>
+          <w:b/>
+          <w:bCs/>
+        </w:rPr>
+        <w:t xml:space="preserve">+41.6% ХУЖЕ по loss</w:t>
+      </w:r>
+      <w:r>
+        <w:t xml:space="preserve"> </w:t>
+      </w:r>
+      <w:r>
+        <w:t xml:space="preserve">— но final accuracy</w:t>
+      </w:r>
+      <w:r>
+        <w:t xml:space="preserve"> </w:t>
+      </w:r>
+      <w:r>
+        <w:rPr>
+          <w:b/>
+          <w:bCs/>
+        </w:rPr>
+        <w:t xml:space="preserve">0.9688 vs 0.9563</w:t>
+      </w:r>
+      <w:r>
+        <w:t xml:space="preserve"> </w:t>
+      </w:r>
+      <w:r>
+        <w:t xml:space="preserve">—</w:t>
+      </w:r>
+      <w:r>
+        <w:t xml:space="preserve"> </w:t>
+      </w:r>
+      <w:r>
+        <w:rPr>
+          <w:b/>
+          <w:bCs/>
+        </w:rPr>
+        <w:t xml:space="preserve">+1.25pp ЛУЧШЕ по acc</w:t>
+      </w:r>
+      <w:r>
+        <w:t xml:space="preserve">. K-direction averaging работает как</w:t>
+      </w:r>
+      <w:r>
+        <w:t xml:space="preserve"> </w:t>
+      </w:r>
+      <w:r>
+        <w:rPr>
+          <w:b/>
+          <w:bCs/>
+        </w:rPr>
+        <w:t xml:space="preserve">generalization regularizer</w:t>
+      </w:r>
+      <w:r>
+        <w:t xml:space="preserve">, а не pure speedup. Claim про</w:t>
+      </w:r>
+      <w:r>
+        <w:t xml:space="preserve"> </w:t>
+      </w:r>
+      <w:r>
+        <w:t xml:space="preserve">“оптимальный</w:t>
+      </w:r>
+      <w:r>
+        <w:t xml:space="preserve"> </w:t>
+      </w:r>
+      <m:oMath>
+        <m:r>
+          <m:t>O</m:t>
+        </m:r>
+        <m:r>
+          <m:rPr>
+            <m:sty m:val="p"/>
+          </m:rPr>
+          <m:t>(</m:t>
+        </m:r>
+        <m:r>
+          <m:t>1</m:t>
+        </m:r>
+        <m:r>
+          <m:rPr>
+            <m:sty m:val="p"/>
+          </m:rPr>
+          <m:t>/</m:t>
+        </m:r>
+        <m:sSup>
+          <m:e>
+            <m:r>
+              <m:t>T</m:t>
+            </m:r>
+          </m:e>
+          <m:sup>
+            <m:r>
+              <m:t>2</m:t>
+            </m:r>
+          </m:sup>
+        </m:sSup>
+        <m:r>
+          <m:rPr>
+            <m:sty m:val="p"/>
+          </m:rPr>
+          <m:t>)</m:t>
+        </m:r>
+      </m:oMath>
+      <w:r>
+        <w:t xml:space="preserve">”</w:t>
+      </w:r>
+      <w:r>
+        <w:t xml:space="preserve"> </w:t>
+      </w:r>
+      <w:r>
+        <w:t xml:space="preserve">— фальсифицирован эмпирически; теоретически он также</w:t>
+      </w:r>
+      <w:r>
+        <w:t xml:space="preserve"> </w:t>
+      </w:r>
+      <w:r>
+        <w:rPr>
+          <w:b/>
+          <w:bCs/>
+        </w:rPr>
+        <w:t xml:space="preserve">некорректен</w:t>
+      </w:r>
+      <w:r>
+        <w:t xml:space="preserve"> </w:t>
+      </w:r>
+      <w:r>
+        <w:t xml:space="preserve">для стохастического NAG при</w:t>
+      </w:r>
+      <w:r>
+        <w:t xml:space="preserve"> </w:t>
+      </w:r>
+      <m:oMath>
+        <m:r>
+          <m:t>σ</m:t>
+        </m:r>
+        <m:r>
+          <m:rPr>
+            <m:sty m:val="p"/>
+          </m:rPr>
+          <m:t>&gt;</m:t>
+        </m:r>
+        <m:r>
+          <m:t>0</m:t>
+        </m:r>
+      </m:oMath>
+      <w:r>
+        <w:t xml:space="preserve"> </w:t>
+      </w:r>
+      <w:r>
+        <w:t xml:space="preserve">(Bottou-Curtis-Nocedal 2018, Theorem 5.1).</w:t>
+      </w:r>
+      <w:r>
+        <w:t xml:space="preserve"> </w:t>
+      </w:r>
+      <m:oMath>
+        <m:r>
+          <m:t>ρ</m:t>
+        </m:r>
+      </m:oMath>
+      <w:r>
+        <w:t xml:space="preserve">-clipping и multi-direction —</w:t>
+      </w:r>
+      <w:r>
+        <w:t xml:space="preserve"> </w:t>
+      </w:r>
+      <w:r>
+        <w:rPr>
+          <w:b/>
+          <w:bCs/>
+        </w:rPr>
+        <w:t xml:space="preserve">дополняют, не заменяют</w:t>
+      </w:r>
+      <w:r>
+        <w:t xml:space="preserve"> </w:t>
+      </w:r>
+      <w:r>
+        <w:t xml:space="preserve">друг друга: идеальный практик использует оба (per-direction clip с порогом</w:t>
+      </w:r>
+      <w:r>
+        <w:t xml:space="preserve"> </w:t>
+      </w:r>
+      <m:oMath>
+        <m:r>
+          <m:t>C</m:t>
+        </m:r>
+        <m:r>
+          <m:rPr>
+            <m:sty m:val="p"/>
+          </m:rPr>
+          <m:t>⋅</m:t>
+        </m:r>
+        <m:rad>
+          <m:radPr>
+            <m:degHide m:val="on"/>
+          </m:radPr>
+          <m:deg/>
+          <m:e>
+            <m:r>
+              <m:t>K</m:t>
+            </m:r>
+          </m:e>
+        </m:rad>
+      </m:oMath>
+      <w:r>
+        <w:t xml:space="preserve">). Compute cost:</w:t>
+      </w:r>
+      <w:r>
+        <w:t xml:space="preserve"> </w:t>
+      </w:r>
+      <m:oMath>
+        <m:r>
+          <m:t>2</m:t>
+        </m:r>
+        <m:r>
+          <m:t>K</m:t>
+        </m:r>
+      </m:oMath>
+      <w:r>
+        <w:t xml:space="preserve"> </w:t>
+      </w:r>
+      <w:r>
+        <w:t xml:space="preserve">forwards/шаг (vs 2 baseline); 1.84× wall-clock на</w:t>
+      </w:r>
+      <w:r>
+        <w:t xml:space="preserve"> </w:t>
+      </w:r>
+      <m:oMath>
+        <m:r>
+          <m:t>K</m:t>
+        </m:r>
+        <m:r>
+          <m:rPr>
+            <m:sty m:val="p"/>
+          </m:rPr>
+          <m:t>=</m:t>
+        </m:r>
+        <m:r>
+          <m:t>3</m:t>
+        </m:r>
+      </m:oMath>
+      <w:r>
+        <w:t xml:space="preserve"> </w:t>
+      </w:r>
+      <w:r>
+        <w:t xml:space="preserve">за счёт амортизации consensus-overhead.</w:t>
+      </w:r>
+    </w:p>
+    <w:bookmarkEnd w:id="59"/>
+    <w:bookmarkStart w:id="60" w:name="выбор-constant-learning-rate"/>
+    <w:p>
+      <w:pPr>
+        <w:pStyle w:val="Heading2"/>
+      </w:pPr>
+      <w:r>
+        <w:t xml:space="preserve">6.6 Выбор constant learning rate</w:t>
+      </w:r>
+    </w:p>
+    <w:p>
+      <w:pPr>
+        <w:pStyle w:val="FirstParagraph"/>
+      </w:pPr>
+      <w:r>
+        <w:t xml:space="preserve">Классическая SPSA-литература (Spall 1992, §3.2) предписывает harmonic decay</w:t>
+      </w:r>
+      <w:r>
+        <w:t xml:space="preserve"> </w:t>
+      </w:r>
+      <m:oMath>
+        <m:sSub>
+          <m:e>
+            <m:r>
+              <m:t>η</m:t>
+            </m:r>
+          </m:e>
+          <m:sub>
+            <m:r>
+              <m:t>t</m:t>
+            </m:r>
+          </m:sub>
+        </m:sSub>
+        <m:r>
+          <m:rPr>
+            <m:sty m:val="p"/>
+          </m:rPr>
+          <m:t>=</m:t>
+        </m:r>
+        <m:r>
+          <m:t>a</m:t>
+        </m:r>
+        <m:r>
+          <m:rPr>
+            <m:sty m:val="p"/>
+          </m:rPr>
+          <m:t>/</m:t>
+        </m:r>
+        <m:r>
+          <m:rPr>
+            <m:sty m:val="p"/>
+          </m:rPr>
+          <m:t>(</m:t>
+        </m:r>
+        <m:r>
+          <m:t>t</m:t>
+        </m:r>
+        <m:r>
+          <m:rPr>
+            <m:sty m:val="p"/>
+          </m:rPr>
+          <m:t>+</m:t>
+        </m:r>
+        <m:r>
+          <m:t>A</m:t>
+        </m:r>
+        <m:sSup>
+          <m:e>
+            <m:r>
+              <m:rPr>
+                <m:sty m:val="p"/>
+              </m:rPr>
+              <m:t>)</m:t>
+            </m:r>
+          </m:e>
+          <m:sup>
+            <m:r>
+              <m:t>α</m:t>
+            </m:r>
+          </m:sup>
+        </m:sSup>
+      </m:oMath>
+      <w:r>
+        <w:t xml:space="preserve"> </w:t>
+      </w:r>
+      <w:r>
+        <w:t xml:space="preserve">с</w:t>
+      </w:r>
+      <w:r>
+        <w:t xml:space="preserve"> </w:t>
+      </w:r>
+      <m:oMath>
+        <m:r>
+          <m:t>α</m:t>
+        </m:r>
+        <m:r>
+          <m:rPr>
+            <m:sty m:val="p"/>
+          </m:rPr>
+          <m:t>≈</m:t>
+        </m:r>
+        <m:r>
+          <m:t>0.602</m:t>
+        </m:r>
+      </m:oMath>
+      <w:r>
+        <w:t xml:space="preserve"> </w:t>
+      </w:r>
+      <w:r>
+        <w:t xml:space="preserve">для гарантии сходимости к истинному оптимуму</w:t>
+      </w:r>
+      <w:r>
+        <w:t xml:space="preserve"> </w:t>
+      </w:r>
+      <m:oMath>
+        <m:sSup>
+          <m:e>
+            <m:r>
+              <m:t>θ</m:t>
+            </m:r>
+          </m:e>
+          <m:sup>
+            <m:r>
+              <m:rPr>
+                <m:sty m:val="p"/>
+              </m:rPr>
+              <m:t>*</m:t>
+            </m:r>
+          </m:sup>
+        </m:sSup>
+      </m:oMath>
+      <w:r>
+        <w:t xml:space="preserve">. Мы следуем Princeton MeZO (Malladi 2023) и используем</w:t>
+      </w:r>
+      <w:r>
+        <w:t xml:space="preserve"> </w:t>
+      </w:r>
+      <w:r>
+        <w:rPr>
+          <w:b/>
+          <w:bCs/>
+        </w:rPr>
+        <w:t xml:space="preserve">constant</w:t>
+      </w:r>
+      <w:r>
+        <w:t xml:space="preserve"> </w:t>
+      </w:r>
+      <m:oMath>
+        <m:r>
+          <m:t>η</m:t>
+        </m:r>
+      </m:oMath>
+      <w:r>
+        <w:t xml:space="preserve">, что под Theorem 3 даёт сходимость только к</w:t>
+      </w:r>
+      <w:r>
+        <w:t xml:space="preserve"> </w:t>
+      </w:r>
+      <w:r>
+        <w:rPr>
+          <w:b/>
+          <w:bCs/>
+        </w:rPr>
+        <w:t xml:space="preserve">noise-окрестности</w:t>
+      </w:r>
+      <w:r>
+        <w:t xml:space="preserve"> </w:t>
+      </w:r>
+      <w:r>
+        <w:t xml:space="preserve">радиуса</w:t>
+      </w:r>
+      <w:r>
+        <w:t xml:space="preserve"> </w:t>
+      </w:r>
+      <m:oMath>
+        <m:r>
+          <m:t>O</m:t>
+        </m:r>
+        <m:r>
+          <m:rPr>
+            <m:sty m:val="p"/>
+          </m:rPr>
+          <m:t>(</m:t>
+        </m:r>
+        <m:sSup>
+          <m:e>
+            <m:r>
+              <m:t>G</m:t>
+            </m:r>
+          </m:e>
+          <m:sup>
+            <m:r>
+              <m:t>2</m:t>
+            </m:r>
+          </m:sup>
+        </m:sSup>
+        <m:r>
+          <m:rPr>
+            <m:sty m:val="p"/>
+          </m:rPr>
+          <m:t>/</m:t>
+        </m:r>
+        <m:r>
+          <m:t>μ</m:t>
+        </m:r>
+        <m:r>
+          <m:rPr>
+            <m:sty m:val="p"/>
+          </m:rPr>
+          <m:t>)</m:t>
+        </m:r>
+      </m:oMath>
+      <w:r>
+        <w:t xml:space="preserve">, не к</w:t>
+      </w:r>
+      <w:r>
+        <w:t xml:space="preserve"> </w:t>
+      </w:r>
+      <m:oMath>
+        <m:sSup>
+          <m:e>
+            <m:r>
+              <m:t>θ</m:t>
+            </m:r>
+          </m:e>
+          <m:sup>
+            <m:r>
+              <m:rPr>
+                <m:sty m:val="p"/>
+              </m:rPr>
+              <m:t>*</m:t>
+            </m:r>
+          </m:sup>
+        </m:sSup>
+      </m:oMath>
+      <w:r>
+        <w:t xml:space="preserve">. Для fine-tuning LLM это</w:t>
+      </w:r>
+      <w:r>
+        <w:t xml:space="preserve"> </w:t>
+      </w:r>
+      <w:r>
+        <w:rPr>
+          <w:b/>
+          <w:bCs/>
+        </w:rPr>
+        <w:t xml:space="preserve">приемлемо</w:t>
+      </w:r>
+      <w:r>
+        <w:t xml:space="preserve"> </w:t>
+      </w:r>
+      <w:r>
+        <w:t xml:space="preserve">— нам нужна</w:t>
+      </w:r>
+      <w:r>
+        <w:t xml:space="preserve"> </w:t>
+      </w:r>
+      <w:r>
+        <w:t xml:space="preserve">“достаточно хорошая”</w:t>
+      </w:r>
+      <w:r>
+        <w:t xml:space="preserve"> </w:t>
+      </w:r>
+      <w:r>
+        <w:t xml:space="preserve">параметризация, не точная сходимость — и constant</w:t>
+      </w:r>
+      <w:r>
+        <w:t xml:space="preserve"> </w:t>
+      </w:r>
+      <m:oMath>
+        <m:r>
+          <m:t>η</m:t>
+        </m:r>
+      </m:oMath>
+      <w:r>
+        <w:t xml:space="preserve"> </w:t>
+      </w:r>
+      <w:r>
+        <w:t xml:space="preserve">даёт более быстрый initial descent (</w:t>
+      </w:r>
+      <m:oMath>
+        <m:r>
+          <m:t>O</m:t>
+        </m:r>
+        <m:r>
+          <m:rPr>
+            <m:sty m:val="p"/>
+          </m:rPr>
+          <m:t>(</m:t>
+        </m:r>
+        <m:r>
+          <m:t>1</m:t>
+        </m:r>
+        <m:r>
+          <m:rPr>
+            <m:sty m:val="p"/>
+          </m:rPr>
+          <m:t>/</m:t>
+        </m:r>
+        <m:r>
+          <m:t>T</m:t>
+        </m:r>
+        <m:r>
+          <m:rPr>
+            <m:sty m:val="p"/>
+          </m:rPr>
+          <m:t>)</m:t>
+        </m:r>
+      </m:oMath>
+      <w:r>
+        <w:t xml:space="preserve">) чем harmonic (</w:t>
+      </w:r>
+      <m:oMath>
+        <m:r>
+          <m:t>O</m:t>
+        </m:r>
+        <m:r>
+          <m:rPr>
+            <m:sty m:val="p"/>
+          </m:rPr>
+          <m:t>(</m:t>
+        </m:r>
+        <m:r>
+          <m:t>1</m:t>
+        </m:r>
+        <m:r>
+          <m:rPr>
+            <m:sty m:val="p"/>
+          </m:rPr>
+          <m:t>/</m:t>
+        </m:r>
+        <m:sSup>
+          <m:e>
+            <m:r>
+              <m:t>T</m:t>
+            </m:r>
+          </m:e>
+          <m:sup>
+            <m:r>
+              <m:t>0.602</m:t>
+            </m:r>
+          </m:sup>
+        </m:sSup>
+        <m:r>
+          <m:rPr>
+            <m:sty m:val="p"/>
+          </m:rPr>
+          <m:t>)</m:t>
+        </m:r>
+      </m:oMath>
+      <w:r>
+        <w:t xml:space="preserve">). Schedule sweep по {constant, harmonic, cosine} прямолинейно добавляется как future ablation; codebase предоставляет</w:t>
+      </w:r>
+      <w:r>
+        <w:t xml:space="preserve"> </w:t>
+      </w:r>
+      <w:r>
+        <w:rPr>
+          <w:rStyle w:val="VerbatimChar"/>
+        </w:rPr>
+        <w:t xml:space="preserve">MeZOConfig.lr_schedule</w:t>
+      </w:r>
+      <w:r>
+        <w:t xml:space="preserve"> </w:t>
+      </w:r>
+      <w:r>
+        <w:t xml:space="preserve">для этого.</w:t>
+      </w:r>
+    </w:p>
+    <w:bookmarkEnd w:id="60"/>
+    <w:bookmarkEnd w:id="61"/>
+    <w:bookmarkStart w:id="62" w:name="ограничения-и-future-work"/>
     <w:p>
       <w:pPr>
         <w:pStyle w:val="Heading1"/>
@@ -15191,8 +16536,8 @@
         <w:t xml:space="preserve">-direction SPSA averaging) — естественное variance-reduction расширение, которое должно сделать look-ahead Нестеров tractable.</w:t>
       </w:r>
     </w:p>
-    <w:bookmarkEnd w:id="56"/>
-    <w:bookmarkStart w:id="57" w:name="заключение"/>
+    <w:bookmarkEnd w:id="62"/>
+    <w:bookmarkStart w:id="63" w:name="заключение"/>
     <w:p>
       <w:pPr>
         <w:pStyle w:val="Heading1"/>
@@ -15271,8 +16616,8 @@
         <w:t xml:space="preserve">-clipping, и (v–vi) две формальные теоремы сходимости, восемь предсказаний которых совпадают с эмпирическими находками. Полный репозиторий (код, тесты, конфиги, notebooks, MLflow IDs, доказательства) публично доступен. Открытые теоретические вопросы — полная Теорема 3 (PL + момент); открытые эмпирические направления — масштабирование до 100+ клиентов и оценка на генеративных задачах.</w:t>
       </w:r>
     </w:p>
-    <w:bookmarkEnd w:id="57"/>
-    <w:bookmarkStart w:id="58" w:name="список-литературы"/>
+    <w:bookmarkEnd w:id="63"/>
+    <w:bookmarkStart w:id="64" w:name="список-литературы"/>
     <w:p>
       <w:pPr>
         <w:pStyle w:val="Heading1"/>
@@ -15401,7 +16746,7 @@
         <w:t xml:space="preserve">Yang, T., Lin, Q., Li, Z. (2016). Unified convergence analysis of stochastic momentum methods for convex and non-convex optimization. arXiv:1604.03257.</w:t>
       </w:r>
     </w:p>
-    <w:bookmarkEnd w:id="58"/>
+    <w:bookmarkEnd w:id="64"/>
     <w:sectPr>
       <w:footnotePr>
         <w:numRestart w:val="eachSect"/>
